--- a/Doc,PDF/TDA-Laboratorio.docx
+++ b/Doc,PDF/TDA-Laboratorio.docx
@@ -2405,7 +2405,7 @@
           <w:sz w:val="24"/>
           <w:szCs w:val="24"/>
         </w:rPr>
-        <w:t>I</w:t>
+        <w:t xml:space="preserve">Paso 1: </w:t>
       </w:r>
       <w:r>
         <w:rPr>
@@ -2415,10 +2415,8 @@
           <w:sz w:val="24"/>
           <w:szCs w:val="24"/>
         </w:rPr>
-        <w:t xml:space="preserve">mportar las clases de </w:t>
-      </w:r>
-      <w:proofErr w:type="spellStart"/>
-      <w:proofErr w:type="gramStart"/>
+        <w:t>I</w:t>
+      </w:r>
       <w:r>
         <w:rPr>
           <w:rFonts w:ascii="Times New Roman" w:hAnsi="Times New Roman"/>
@@ -2427,125 +2425,11 @@
           <w:sz w:val="24"/>
           <w:szCs w:val="24"/>
         </w:rPr>
-        <w:t>java.util</w:t>
-      </w:r>
-      <w:proofErr w:type="spellEnd"/>
-      <w:proofErr w:type="gramEnd"/>
-    </w:p>
-    <w:p>
-      <w:pPr>
-        <w:rPr>
-          <w:rFonts w:ascii="Times New Roman" w:hAnsi="Times New Roman"/>
-        </w:rPr>
-      </w:pPr>
-      <w:proofErr w:type="spellStart"/>
-      <w:r>
-        <w:rPr>
-          <w:rFonts w:ascii="Times New Roman" w:hAnsi="Times New Roman"/>
-        </w:rPr>
-        <w:t>import</w:t>
-      </w:r>
-      <w:proofErr w:type="spellEnd"/>
-      <w:r>
-        <w:rPr>
-          <w:rFonts w:ascii="Times New Roman" w:hAnsi="Times New Roman"/>
-        </w:rPr>
-        <w:t xml:space="preserve"> </w:t>
+        <w:t xml:space="preserve">mportar las clases de </w:t>
       </w:r>
       <w:proofErr w:type="spellStart"/>
       <w:proofErr w:type="gramStart"/>
       <w:r>
-        <w:rPr>
-          <w:rFonts w:ascii="Times New Roman" w:hAnsi="Times New Roman"/>
-        </w:rPr>
-        <w:t>java.util</w:t>
-      </w:r>
-      <w:proofErr w:type="gramEnd"/>
-      <w:r>
-        <w:rPr>
-          <w:rFonts w:ascii="Times New Roman" w:hAnsi="Times New Roman"/>
-        </w:rPr>
-        <w:t>.ArrayDeque</w:t>
-      </w:r>
-      <w:proofErr w:type="spellEnd"/>
-      <w:r>
-        <w:rPr>
-          <w:rFonts w:ascii="Times New Roman" w:hAnsi="Times New Roman"/>
-        </w:rPr>
-        <w:t>;</w:t>
-      </w:r>
-      <w:r>
-        <w:rPr>
-          <w:rFonts w:ascii="Times New Roman" w:hAnsi="Times New Roman"/>
-        </w:rPr>
-        <w:br/>
-      </w:r>
-      <w:proofErr w:type="spellStart"/>
-      <w:r>
-        <w:rPr>
-          <w:rFonts w:ascii="Times New Roman" w:hAnsi="Times New Roman"/>
-        </w:rPr>
-        <w:t>import</w:t>
-      </w:r>
-      <w:proofErr w:type="spellEnd"/>
-      <w:r>
-        <w:rPr>
-          <w:rFonts w:ascii="Times New Roman" w:hAnsi="Times New Roman"/>
-        </w:rPr>
-        <w:t xml:space="preserve"> </w:t>
-      </w:r>
-      <w:proofErr w:type="spellStart"/>
-      <w:r>
-        <w:rPr>
-          <w:rFonts w:ascii="Times New Roman" w:hAnsi="Times New Roman"/>
-        </w:rPr>
-        <w:t>java.util.Deque</w:t>
-      </w:r>
-      <w:proofErr w:type="spellEnd"/>
-      <w:r>
-        <w:rPr>
-          <w:rFonts w:ascii="Times New Roman" w:hAnsi="Times New Roman"/>
-        </w:rPr>
-        <w:t>;</w:t>
-      </w:r>
-    </w:p>
-    <w:p>
-      <w:pPr>
-        <w:rPr>
-          <w:rFonts w:ascii="Times New Roman" w:hAnsi="Times New Roman"/>
-        </w:rPr>
-      </w:pPr>
-      <w:proofErr w:type="spellStart"/>
-      <w:r>
-        <w:rPr>
-          <w:rFonts w:ascii="Times New Roman" w:hAnsi="Times New Roman"/>
-        </w:rPr>
-        <w:t>Deque</w:t>
-      </w:r>
-      <w:proofErr w:type="spellEnd"/>
-      <w:r>
-        <w:rPr>
-          <w:rFonts w:ascii="Times New Roman" w:hAnsi="Times New Roman"/>
-        </w:rPr>
-        <w:t xml:space="preserve"> es la interfaz (doble cola) y </w:t>
-      </w:r>
-      <w:proofErr w:type="spellStart"/>
-      <w:r>
-        <w:rPr>
-          <w:rFonts w:ascii="Times New Roman" w:hAnsi="Times New Roman"/>
-        </w:rPr>
-        <w:t>ArrayDeque</w:t>
-      </w:r>
-      <w:proofErr w:type="spellEnd"/>
-      <w:r>
-        <w:rPr>
-          <w:rFonts w:ascii="Times New Roman" w:hAnsi="Times New Roman"/>
-        </w:rPr>
-        <w:t xml:space="preserve"> es la implementación concreta. Programar contra la interfaz permite cambiar la implementación sin modificar el resto del código.</w:t>
-      </w:r>
-    </w:p>
-    <w:p>
-      <w:pPr>
         <w:rPr>
           <w:rFonts w:ascii="Times New Roman" w:hAnsi="Times New Roman"/>
           <w:b/>
@@ -2553,8 +2437,125 @@
           <w:sz w:val="24"/>
           <w:szCs w:val="24"/>
         </w:rPr>
-      </w:pPr>
-      <w:r>
+        <w:t>java.util</w:t>
+      </w:r>
+      <w:proofErr w:type="spellEnd"/>
+      <w:proofErr w:type="gramEnd"/>
+    </w:p>
+    <w:p>
+      <w:pPr>
+        <w:rPr>
+          <w:rFonts w:ascii="Times New Roman" w:hAnsi="Times New Roman"/>
+        </w:rPr>
+      </w:pPr>
+      <w:proofErr w:type="spellStart"/>
+      <w:r>
+        <w:rPr>
+          <w:rFonts w:ascii="Times New Roman" w:hAnsi="Times New Roman"/>
+        </w:rPr>
+        <w:t>import</w:t>
+      </w:r>
+      <w:proofErr w:type="spellEnd"/>
+      <w:r>
+        <w:rPr>
+          <w:rFonts w:ascii="Times New Roman" w:hAnsi="Times New Roman"/>
+        </w:rPr>
+        <w:t xml:space="preserve"> </w:t>
+      </w:r>
+      <w:proofErr w:type="spellStart"/>
+      <w:proofErr w:type="gramStart"/>
+      <w:r>
+        <w:rPr>
+          <w:rFonts w:ascii="Times New Roman" w:hAnsi="Times New Roman"/>
+        </w:rPr>
+        <w:t>java.util</w:t>
+      </w:r>
+      <w:proofErr w:type="gramEnd"/>
+      <w:r>
+        <w:rPr>
+          <w:rFonts w:ascii="Times New Roman" w:hAnsi="Times New Roman"/>
+        </w:rPr>
+        <w:t>.ArrayDeque</w:t>
+      </w:r>
+      <w:proofErr w:type="spellEnd"/>
+      <w:r>
+        <w:rPr>
+          <w:rFonts w:ascii="Times New Roman" w:hAnsi="Times New Roman"/>
+        </w:rPr>
+        <w:t>;</w:t>
+      </w:r>
+      <w:r>
+        <w:rPr>
+          <w:rFonts w:ascii="Times New Roman" w:hAnsi="Times New Roman"/>
+        </w:rPr>
+        <w:br/>
+      </w:r>
+      <w:proofErr w:type="spellStart"/>
+      <w:r>
+        <w:rPr>
+          <w:rFonts w:ascii="Times New Roman" w:hAnsi="Times New Roman"/>
+        </w:rPr>
+        <w:t>import</w:t>
+      </w:r>
+      <w:proofErr w:type="spellEnd"/>
+      <w:r>
+        <w:rPr>
+          <w:rFonts w:ascii="Times New Roman" w:hAnsi="Times New Roman"/>
+        </w:rPr>
+        <w:t xml:space="preserve"> </w:t>
+      </w:r>
+      <w:proofErr w:type="spellStart"/>
+      <w:r>
+        <w:rPr>
+          <w:rFonts w:ascii="Times New Roman" w:hAnsi="Times New Roman"/>
+        </w:rPr>
+        <w:t>java.util.Deque</w:t>
+      </w:r>
+      <w:proofErr w:type="spellEnd"/>
+      <w:r>
+        <w:rPr>
+          <w:rFonts w:ascii="Times New Roman" w:hAnsi="Times New Roman"/>
+        </w:rPr>
+        <w:t>;</w:t>
+      </w:r>
+    </w:p>
+    <w:p>
+      <w:pPr>
+        <w:rPr>
+          <w:rFonts w:ascii="Times New Roman" w:hAnsi="Times New Roman"/>
+        </w:rPr>
+      </w:pPr>
+      <w:proofErr w:type="spellStart"/>
+      <w:r>
+        <w:rPr>
+          <w:rFonts w:ascii="Times New Roman" w:hAnsi="Times New Roman"/>
+        </w:rPr>
+        <w:t>Deque</w:t>
+      </w:r>
+      <w:proofErr w:type="spellEnd"/>
+      <w:r>
+        <w:rPr>
+          <w:rFonts w:ascii="Times New Roman" w:hAnsi="Times New Roman"/>
+        </w:rPr>
+        <w:t xml:space="preserve"> es la interfaz (doble cola) y </w:t>
+      </w:r>
+      <w:proofErr w:type="spellStart"/>
+      <w:r>
+        <w:rPr>
+          <w:rFonts w:ascii="Times New Roman" w:hAnsi="Times New Roman"/>
+        </w:rPr>
+        <w:t>ArrayDeque</w:t>
+      </w:r>
+      <w:proofErr w:type="spellEnd"/>
+      <w:r>
+        <w:rPr>
+          <w:rFonts w:ascii="Times New Roman" w:hAnsi="Times New Roman"/>
+        </w:rPr>
+        <w:t xml:space="preserve"> es la implementación concreta. Programar contra la interfaz permite cambiar la implementación sin modificar el resto del código.</w:t>
+      </w:r>
+    </w:p>
+    <w:p>
+      <w:pPr>
         <w:rPr>
           <w:rFonts w:ascii="Times New Roman" w:hAnsi="Times New Roman"/>
           <w:b/>
@@ -2562,8 +2563,7 @@
           <w:sz w:val="24"/>
           <w:szCs w:val="24"/>
         </w:rPr>
-        <w:t xml:space="preserve">6. </w:t>
-      </w:r>
+      </w:pPr>
       <w:r>
         <w:rPr>
           <w:rFonts w:ascii="Times New Roman" w:hAnsi="Times New Roman"/>
@@ -2572,7 +2572,7 @@
           <w:sz w:val="24"/>
           <w:szCs w:val="24"/>
         </w:rPr>
-        <w:t>D</w:t>
+        <w:t xml:space="preserve">6. </w:t>
       </w:r>
       <w:r>
         <w:rPr>
@@ -2582,149 +2582,9 @@
           <w:sz w:val="24"/>
           <w:szCs w:val="24"/>
         </w:rPr>
-        <w:t>eclarar los atributos del TDA</w:t>
-      </w:r>
-    </w:p>
-    <w:p>
-      <w:pPr>
-        <w:rPr>
-          <w:rFonts w:ascii="Times New Roman" w:hAnsi="Times New Roman"/>
-        </w:rPr>
-      </w:pPr>
-      <w:proofErr w:type="spellStart"/>
-      <w:r>
-        <w:rPr>
-          <w:rFonts w:ascii="Times New Roman" w:hAnsi="Times New Roman"/>
-        </w:rPr>
-        <w:t>private</w:t>
-      </w:r>
-      <w:proofErr w:type="spellEnd"/>
-      <w:r>
-        <w:rPr>
-          <w:rFonts w:ascii="Times New Roman" w:hAnsi="Times New Roman"/>
-        </w:rPr>
-        <w:t xml:space="preserve"> </w:t>
-      </w:r>
-      <w:proofErr w:type="spellStart"/>
-      <w:r>
-        <w:rPr>
-          <w:rFonts w:ascii="Times New Roman" w:hAnsi="Times New Roman"/>
-        </w:rPr>
-        <w:t>Deque</w:t>
-      </w:r>
-      <w:proofErr w:type="spellEnd"/>
-      <w:r>
-        <w:rPr>
-          <w:rFonts w:ascii="Times New Roman" w:hAnsi="Times New Roman"/>
-        </w:rPr>
-        <w:t>&lt;</w:t>
-      </w:r>
-      <w:proofErr w:type="spellStart"/>
-      <w:r>
-        <w:rPr>
-          <w:rFonts w:ascii="Times New Roman" w:hAnsi="Times New Roman"/>
-        </w:rPr>
-        <w:t>String</w:t>
-      </w:r>
-      <w:proofErr w:type="spellEnd"/>
-      <w:r>
-        <w:rPr>
-          <w:rFonts w:ascii="Times New Roman" w:hAnsi="Times New Roman"/>
-        </w:rPr>
-        <w:t xml:space="preserve">&gt; </w:t>
-      </w:r>
-      <w:proofErr w:type="gramStart"/>
-      <w:r>
-        <w:rPr>
-          <w:rFonts w:ascii="Times New Roman" w:hAnsi="Times New Roman"/>
-        </w:rPr>
-        <w:t>pendientes;  /</w:t>
-      </w:r>
-      <w:proofErr w:type="gramEnd"/>
-      <w:r>
-        <w:rPr>
-          <w:rFonts w:ascii="Times New Roman" w:hAnsi="Times New Roman"/>
-        </w:rPr>
-        <w:t>/ se usará como COLA</w:t>
-      </w:r>
-      <w:r>
-        <w:rPr>
-          <w:rFonts w:ascii="Times New Roman" w:hAnsi="Times New Roman"/>
-        </w:rPr>
-        <w:br/>
-      </w:r>
-      <w:proofErr w:type="spellStart"/>
-      <w:r>
-        <w:rPr>
-          <w:rFonts w:ascii="Times New Roman" w:hAnsi="Times New Roman"/>
-        </w:rPr>
-        <w:t>private</w:t>
-      </w:r>
-      <w:proofErr w:type="spellEnd"/>
-      <w:r>
-        <w:rPr>
-          <w:rFonts w:ascii="Times New Roman" w:hAnsi="Times New Roman"/>
-        </w:rPr>
-        <w:t xml:space="preserve"> </w:t>
-      </w:r>
-      <w:proofErr w:type="spellStart"/>
-      <w:r>
-        <w:rPr>
-          <w:rFonts w:ascii="Times New Roman" w:hAnsi="Times New Roman"/>
-        </w:rPr>
-        <w:t>Deque</w:t>
-      </w:r>
-      <w:proofErr w:type="spellEnd"/>
-      <w:r>
-        <w:rPr>
-          <w:rFonts w:ascii="Times New Roman" w:hAnsi="Times New Roman"/>
-        </w:rPr>
-        <w:t>&lt;</w:t>
-      </w:r>
-      <w:proofErr w:type="spellStart"/>
-      <w:r>
-        <w:rPr>
-          <w:rFonts w:ascii="Times New Roman" w:hAnsi="Times New Roman"/>
-        </w:rPr>
-        <w:t>String</w:t>
-      </w:r>
-      <w:proofErr w:type="spellEnd"/>
-      <w:r>
-        <w:rPr>
-          <w:rFonts w:ascii="Times New Roman" w:hAnsi="Times New Roman"/>
-        </w:rPr>
-        <w:t>&gt; historial;   // se usará como PILA</w:t>
-      </w:r>
-    </w:p>
-    <w:p>
-      <w:pPr>
-        <w:rPr>
-          <w:rFonts w:ascii="Times New Roman" w:hAnsi="Times New Roman"/>
-        </w:rPr>
-      </w:pPr>
-      <w:r>
-        <w:rPr>
-          <w:rFonts w:ascii="Times New Roman" w:hAnsi="Times New Roman"/>
-        </w:rPr>
-        <w:t xml:space="preserve">Ambos atributos son privados: ninguna clase externa puede modificar las estructuras directamente. </w:t>
-      </w:r>
-      <w:proofErr w:type="spellStart"/>
-      <w:r>
-        <w:rPr>
-          <w:rFonts w:ascii="Times New Roman" w:hAnsi="Times New Roman"/>
-        </w:rPr>
-        <w:t>String</w:t>
-      </w:r>
-      <w:proofErr w:type="spellEnd"/>
-      <w:r>
-        <w:rPr>
-          <w:rFonts w:ascii="Times New Roman" w:hAnsi="Times New Roman"/>
-        </w:rPr>
-        <w:t xml:space="preserve"> almacena el nombre del documento y no es un tipo primitivo.</w:t>
-      </w:r>
-    </w:p>
-    <w:p>
-      <w:pPr>
+        <w:t xml:space="preserve">Paso2: </w:t>
+      </w:r>
+      <w:r>
         <w:rPr>
           <w:rFonts w:ascii="Times New Roman" w:hAnsi="Times New Roman"/>
           <w:b/>
@@ -2732,7 +2592,8 @@
           <w:sz w:val="24"/>
           <w:szCs w:val="24"/>
         </w:rPr>
-      </w:pPr>
+        <w:t>D</w:t>
+      </w:r>
       <w:r>
         <w:rPr>
           <w:rFonts w:ascii="Times New Roman" w:hAnsi="Times New Roman"/>
@@ -2741,9 +2602,149 @@
           <w:sz w:val="24"/>
           <w:szCs w:val="24"/>
         </w:rPr>
-        <w:t xml:space="preserve">7. </w:t>
-      </w:r>
-      <w:r>
+        <w:t>eclarar los atributos del TDA</w:t>
+      </w:r>
+    </w:p>
+    <w:p>
+      <w:pPr>
+        <w:rPr>
+          <w:rFonts w:ascii="Times New Roman" w:hAnsi="Times New Roman"/>
+        </w:rPr>
+      </w:pPr>
+      <w:proofErr w:type="spellStart"/>
+      <w:r>
+        <w:rPr>
+          <w:rFonts w:ascii="Times New Roman" w:hAnsi="Times New Roman"/>
+        </w:rPr>
+        <w:t>private</w:t>
+      </w:r>
+      <w:proofErr w:type="spellEnd"/>
+      <w:r>
+        <w:rPr>
+          <w:rFonts w:ascii="Times New Roman" w:hAnsi="Times New Roman"/>
+        </w:rPr>
+        <w:t xml:space="preserve"> </w:t>
+      </w:r>
+      <w:proofErr w:type="spellStart"/>
+      <w:r>
+        <w:rPr>
+          <w:rFonts w:ascii="Times New Roman" w:hAnsi="Times New Roman"/>
+        </w:rPr>
+        <w:t>Deque</w:t>
+      </w:r>
+      <w:proofErr w:type="spellEnd"/>
+      <w:r>
+        <w:rPr>
+          <w:rFonts w:ascii="Times New Roman" w:hAnsi="Times New Roman"/>
+        </w:rPr>
+        <w:t>&lt;</w:t>
+      </w:r>
+      <w:proofErr w:type="spellStart"/>
+      <w:r>
+        <w:rPr>
+          <w:rFonts w:ascii="Times New Roman" w:hAnsi="Times New Roman"/>
+        </w:rPr>
+        <w:t>String</w:t>
+      </w:r>
+      <w:proofErr w:type="spellEnd"/>
+      <w:r>
+        <w:rPr>
+          <w:rFonts w:ascii="Times New Roman" w:hAnsi="Times New Roman"/>
+        </w:rPr>
+        <w:t xml:space="preserve">&gt; </w:t>
+      </w:r>
+      <w:proofErr w:type="gramStart"/>
+      <w:r>
+        <w:rPr>
+          <w:rFonts w:ascii="Times New Roman" w:hAnsi="Times New Roman"/>
+        </w:rPr>
+        <w:t>pendientes;  /</w:t>
+      </w:r>
+      <w:proofErr w:type="gramEnd"/>
+      <w:r>
+        <w:rPr>
+          <w:rFonts w:ascii="Times New Roman" w:hAnsi="Times New Roman"/>
+        </w:rPr>
+        <w:t>/ se usará como COLA</w:t>
+      </w:r>
+      <w:r>
+        <w:rPr>
+          <w:rFonts w:ascii="Times New Roman" w:hAnsi="Times New Roman"/>
+        </w:rPr>
+        <w:br/>
+      </w:r>
+      <w:proofErr w:type="spellStart"/>
+      <w:r>
+        <w:rPr>
+          <w:rFonts w:ascii="Times New Roman" w:hAnsi="Times New Roman"/>
+        </w:rPr>
+        <w:t>private</w:t>
+      </w:r>
+      <w:proofErr w:type="spellEnd"/>
+      <w:r>
+        <w:rPr>
+          <w:rFonts w:ascii="Times New Roman" w:hAnsi="Times New Roman"/>
+        </w:rPr>
+        <w:t xml:space="preserve"> </w:t>
+      </w:r>
+      <w:proofErr w:type="spellStart"/>
+      <w:r>
+        <w:rPr>
+          <w:rFonts w:ascii="Times New Roman" w:hAnsi="Times New Roman"/>
+        </w:rPr>
+        <w:t>Deque</w:t>
+      </w:r>
+      <w:proofErr w:type="spellEnd"/>
+      <w:r>
+        <w:rPr>
+          <w:rFonts w:ascii="Times New Roman" w:hAnsi="Times New Roman"/>
+        </w:rPr>
+        <w:t>&lt;</w:t>
+      </w:r>
+      <w:proofErr w:type="spellStart"/>
+      <w:r>
+        <w:rPr>
+          <w:rFonts w:ascii="Times New Roman" w:hAnsi="Times New Roman"/>
+        </w:rPr>
+        <w:t>String</w:t>
+      </w:r>
+      <w:proofErr w:type="spellEnd"/>
+      <w:r>
+        <w:rPr>
+          <w:rFonts w:ascii="Times New Roman" w:hAnsi="Times New Roman"/>
+        </w:rPr>
+        <w:t>&gt; historial;   // se usará como PILA</w:t>
+      </w:r>
+    </w:p>
+    <w:p>
+      <w:pPr>
+        <w:rPr>
+          <w:rFonts w:ascii="Times New Roman" w:hAnsi="Times New Roman"/>
+        </w:rPr>
+      </w:pPr>
+      <w:r>
+        <w:rPr>
+          <w:rFonts w:ascii="Times New Roman" w:hAnsi="Times New Roman"/>
+        </w:rPr>
+        <w:t xml:space="preserve">Ambos atributos son privados: ninguna clase externa puede modificar las estructuras directamente. </w:t>
+      </w:r>
+      <w:proofErr w:type="spellStart"/>
+      <w:r>
+        <w:rPr>
+          <w:rFonts w:ascii="Times New Roman" w:hAnsi="Times New Roman"/>
+        </w:rPr>
+        <w:t>String</w:t>
+      </w:r>
+      <w:proofErr w:type="spellEnd"/>
+      <w:r>
+        <w:rPr>
+          <w:rFonts w:ascii="Times New Roman" w:hAnsi="Times New Roman"/>
+        </w:rPr>
+        <w:t xml:space="preserve"> almacena el nombre del documento y no es un tipo primitivo.</w:t>
+      </w:r>
+    </w:p>
+    <w:p>
+      <w:pPr>
         <w:rPr>
           <w:rFonts w:ascii="Times New Roman" w:hAnsi="Times New Roman"/>
           <w:b/>
@@ -2751,8 +2752,7 @@
           <w:sz w:val="24"/>
           <w:szCs w:val="24"/>
         </w:rPr>
-        <w:t>C</w:t>
-      </w:r>
+      </w:pPr>
       <w:r>
         <w:rPr>
           <w:rFonts w:ascii="Times New Roman" w:hAnsi="Times New Roman"/>
@@ -2761,144 +2761,9 @@
           <w:sz w:val="24"/>
           <w:szCs w:val="24"/>
         </w:rPr>
-        <w:t>onstruir el objeto (instanciación)</w:t>
-      </w:r>
-    </w:p>
-    <w:p>
-      <w:pPr>
-        <w:rPr>
-          <w:rFonts w:ascii="Times New Roman" w:hAnsi="Times New Roman"/>
-        </w:rPr>
-      </w:pPr>
-      <w:proofErr w:type="spellStart"/>
-      <w:r>
-        <w:rPr>
-          <w:rFonts w:ascii="Times New Roman" w:hAnsi="Times New Roman"/>
-        </w:rPr>
-        <w:t>public</w:t>
-      </w:r>
-      <w:proofErr w:type="spellEnd"/>
-      <w:r>
-        <w:rPr>
-          <w:rFonts w:ascii="Times New Roman" w:hAnsi="Times New Roman"/>
-        </w:rPr>
-        <w:t xml:space="preserve"> </w:t>
-      </w:r>
-      <w:proofErr w:type="spellStart"/>
-      <w:proofErr w:type="gramStart"/>
-      <w:r>
-        <w:rPr>
-          <w:rFonts w:ascii="Times New Roman" w:hAnsi="Times New Roman"/>
-        </w:rPr>
-        <w:t>GestorImpresiones</w:t>
-      </w:r>
-      <w:proofErr w:type="spellEnd"/>
-      <w:r>
-        <w:rPr>
-          <w:rFonts w:ascii="Times New Roman" w:hAnsi="Times New Roman"/>
-        </w:rPr>
-        <w:t>(</w:t>
-      </w:r>
-      <w:proofErr w:type="gramEnd"/>
-      <w:r>
-        <w:rPr>
-          <w:rFonts w:ascii="Times New Roman" w:hAnsi="Times New Roman"/>
-        </w:rPr>
-        <w:t>) {</w:t>
-      </w:r>
-      <w:r>
-        <w:rPr>
-          <w:rFonts w:ascii="Times New Roman" w:hAnsi="Times New Roman"/>
-        </w:rPr>
-        <w:br/>
-        <w:t xml:space="preserve">    pendientes = new </w:t>
-      </w:r>
-      <w:proofErr w:type="spellStart"/>
-      <w:r>
-        <w:rPr>
-          <w:rFonts w:ascii="Times New Roman" w:hAnsi="Times New Roman"/>
-        </w:rPr>
-        <w:t>ArrayDeque</w:t>
-      </w:r>
-      <w:proofErr w:type="spellEnd"/>
-      <w:r>
-        <w:rPr>
-          <w:rFonts w:ascii="Times New Roman" w:hAnsi="Times New Roman"/>
-        </w:rPr>
-        <w:t>&lt;&gt;();</w:t>
-      </w:r>
-      <w:r>
-        <w:rPr>
-          <w:rFonts w:ascii="Times New Roman" w:hAnsi="Times New Roman"/>
-        </w:rPr>
-        <w:br/>
-        <w:t xml:space="preserve">    historial  = new </w:t>
-      </w:r>
-      <w:proofErr w:type="spellStart"/>
-      <w:r>
-        <w:rPr>
-          <w:rFonts w:ascii="Times New Roman" w:hAnsi="Times New Roman"/>
-        </w:rPr>
-        <w:t>ArrayDeque</w:t>
-      </w:r>
-      <w:proofErr w:type="spellEnd"/>
-      <w:r>
-        <w:rPr>
-          <w:rFonts w:ascii="Times New Roman" w:hAnsi="Times New Roman"/>
-        </w:rPr>
-        <w:t>&lt;&gt;();</w:t>
-      </w:r>
-      <w:r>
-        <w:rPr>
-          <w:rFonts w:ascii="Times New Roman" w:hAnsi="Times New Roman"/>
-        </w:rPr>
-        <w:br/>
-        <w:t>}</w:t>
-      </w:r>
-    </w:p>
-    <w:p>
-      <w:pPr>
-        <w:rPr>
-          <w:rFonts w:ascii="Times New Roman" w:hAnsi="Times New Roman"/>
-        </w:rPr>
-      </w:pPr>
-      <w:r>
-        <w:rPr>
-          <w:rFonts w:ascii="Times New Roman" w:hAnsi="Times New Roman"/>
-        </w:rPr>
-        <w:t xml:space="preserve">El constructor crea las dos estructuras vacías. Sin esta instanciación los atributos serían </w:t>
-      </w:r>
-      <w:proofErr w:type="spellStart"/>
-      <w:r>
-        <w:rPr>
-          <w:rFonts w:ascii="Times New Roman" w:hAnsi="Times New Roman"/>
-        </w:rPr>
-        <w:t>null</w:t>
-      </w:r>
-      <w:proofErr w:type="spellEnd"/>
-      <w:r>
-        <w:rPr>
-          <w:rFonts w:ascii="Times New Roman" w:hAnsi="Times New Roman"/>
-        </w:rPr>
-        <w:t xml:space="preserve"> y cualquier operación lanzaría </w:t>
-      </w:r>
-      <w:proofErr w:type="spellStart"/>
-      <w:r>
-        <w:rPr>
-          <w:rFonts w:ascii="Times New Roman" w:hAnsi="Times New Roman"/>
-        </w:rPr>
-        <w:t>NullPointerException</w:t>
-      </w:r>
-      <w:proofErr w:type="spellEnd"/>
-      <w:r>
-        <w:rPr>
-          <w:rFonts w:ascii="Times New Roman" w:hAnsi="Times New Roman"/>
-        </w:rPr>
-        <w:t>.</w:t>
-      </w:r>
-    </w:p>
-    <w:p>
-      <w:pPr>
+        <w:t xml:space="preserve">7. </w:t>
+      </w:r>
+      <w:r>
         <w:rPr>
           <w:rFonts w:ascii="Times New Roman" w:hAnsi="Times New Roman"/>
           <w:b/>
@@ -2906,7 +2771,8 @@
           <w:sz w:val="24"/>
           <w:szCs w:val="24"/>
         </w:rPr>
-      </w:pPr>
+        <w:t xml:space="preserve">Paso3: </w:t>
+      </w:r>
       <w:r>
         <w:rPr>
           <w:rFonts w:ascii="Times New Roman" w:hAnsi="Times New Roman"/>
@@ -2915,7 +2781,7 @@
           <w:sz w:val="24"/>
           <w:szCs w:val="24"/>
         </w:rPr>
-        <w:t xml:space="preserve">8. </w:t>
+        <w:t>C</w:t>
       </w:r>
       <w:r>
         <w:rPr>
@@ -2925,9 +2791,144 @@
           <w:sz w:val="24"/>
           <w:szCs w:val="24"/>
         </w:rPr>
-        <w:t>R</w:t>
-      </w:r>
-      <w:r>
+        <w:t>onstruir el objeto (instanciación)</w:t>
+      </w:r>
+    </w:p>
+    <w:p>
+      <w:pPr>
+        <w:rPr>
+          <w:rFonts w:ascii="Times New Roman" w:hAnsi="Times New Roman"/>
+        </w:rPr>
+      </w:pPr>
+      <w:proofErr w:type="spellStart"/>
+      <w:r>
+        <w:rPr>
+          <w:rFonts w:ascii="Times New Roman" w:hAnsi="Times New Roman"/>
+        </w:rPr>
+        <w:t>public</w:t>
+      </w:r>
+      <w:proofErr w:type="spellEnd"/>
+      <w:r>
+        <w:rPr>
+          <w:rFonts w:ascii="Times New Roman" w:hAnsi="Times New Roman"/>
+        </w:rPr>
+        <w:t xml:space="preserve"> </w:t>
+      </w:r>
+      <w:proofErr w:type="spellStart"/>
+      <w:proofErr w:type="gramStart"/>
+      <w:r>
+        <w:rPr>
+          <w:rFonts w:ascii="Times New Roman" w:hAnsi="Times New Roman"/>
+        </w:rPr>
+        <w:t>GestorImpresiones</w:t>
+      </w:r>
+      <w:proofErr w:type="spellEnd"/>
+      <w:r>
+        <w:rPr>
+          <w:rFonts w:ascii="Times New Roman" w:hAnsi="Times New Roman"/>
+        </w:rPr>
+        <w:t>(</w:t>
+      </w:r>
+      <w:proofErr w:type="gramEnd"/>
+      <w:r>
+        <w:rPr>
+          <w:rFonts w:ascii="Times New Roman" w:hAnsi="Times New Roman"/>
+        </w:rPr>
+        <w:t>) {</w:t>
+      </w:r>
+      <w:r>
+        <w:rPr>
+          <w:rFonts w:ascii="Times New Roman" w:hAnsi="Times New Roman"/>
+        </w:rPr>
+        <w:br/>
+        <w:t xml:space="preserve">    pendientes = new </w:t>
+      </w:r>
+      <w:proofErr w:type="spellStart"/>
+      <w:r>
+        <w:rPr>
+          <w:rFonts w:ascii="Times New Roman" w:hAnsi="Times New Roman"/>
+        </w:rPr>
+        <w:t>ArrayDeque</w:t>
+      </w:r>
+      <w:proofErr w:type="spellEnd"/>
+      <w:r>
+        <w:rPr>
+          <w:rFonts w:ascii="Times New Roman" w:hAnsi="Times New Roman"/>
+        </w:rPr>
+        <w:t>&lt;&gt;();</w:t>
+      </w:r>
+      <w:r>
+        <w:rPr>
+          <w:rFonts w:ascii="Times New Roman" w:hAnsi="Times New Roman"/>
+        </w:rPr>
+        <w:br/>
+        <w:t xml:space="preserve">    historial  = new </w:t>
+      </w:r>
+      <w:proofErr w:type="spellStart"/>
+      <w:r>
+        <w:rPr>
+          <w:rFonts w:ascii="Times New Roman" w:hAnsi="Times New Roman"/>
+        </w:rPr>
+        <w:t>ArrayDeque</w:t>
+      </w:r>
+      <w:proofErr w:type="spellEnd"/>
+      <w:r>
+        <w:rPr>
+          <w:rFonts w:ascii="Times New Roman" w:hAnsi="Times New Roman"/>
+        </w:rPr>
+        <w:t>&lt;&gt;();</w:t>
+      </w:r>
+      <w:r>
+        <w:rPr>
+          <w:rFonts w:ascii="Times New Roman" w:hAnsi="Times New Roman"/>
+        </w:rPr>
+        <w:br/>
+        <w:t>}</w:t>
+      </w:r>
+    </w:p>
+    <w:p>
+      <w:pPr>
+        <w:rPr>
+          <w:rFonts w:ascii="Times New Roman" w:hAnsi="Times New Roman"/>
+        </w:rPr>
+      </w:pPr>
+      <w:r>
+        <w:rPr>
+          <w:rFonts w:ascii="Times New Roman" w:hAnsi="Times New Roman"/>
+        </w:rPr>
+        <w:t xml:space="preserve">El constructor crea las dos estructuras vacías. Sin esta instanciación los atributos serían </w:t>
+      </w:r>
+      <w:proofErr w:type="spellStart"/>
+      <w:r>
+        <w:rPr>
+          <w:rFonts w:ascii="Times New Roman" w:hAnsi="Times New Roman"/>
+        </w:rPr>
+        <w:t>null</w:t>
+      </w:r>
+      <w:proofErr w:type="spellEnd"/>
+      <w:r>
+        <w:rPr>
+          <w:rFonts w:ascii="Times New Roman" w:hAnsi="Times New Roman"/>
+        </w:rPr>
+        <w:t xml:space="preserve"> y cualquier operación lanzaría </w:t>
+      </w:r>
+      <w:proofErr w:type="spellStart"/>
+      <w:r>
+        <w:rPr>
+          <w:rFonts w:ascii="Times New Roman" w:hAnsi="Times New Roman"/>
+        </w:rPr>
+        <w:t>NullPointerException</w:t>
+      </w:r>
+      <w:proofErr w:type="spellEnd"/>
+      <w:r>
+        <w:rPr>
+          <w:rFonts w:ascii="Times New Roman" w:hAnsi="Times New Roman"/>
+        </w:rPr>
+        <w:t>.</w:t>
+      </w:r>
+    </w:p>
+    <w:p>
+      <w:pPr>
         <w:rPr>
           <w:rFonts w:ascii="Times New Roman" w:hAnsi="Times New Roman"/>
           <w:b/>
@@ -2935,154 +2936,8 @@
           <w:sz w:val="24"/>
           <w:szCs w:val="24"/>
         </w:rPr>
-        <w:t>egistrar documentos (encolar, FIFO)</w:t>
-      </w:r>
-    </w:p>
-    <w:p>
-      <w:pPr>
-        <w:rPr>
-          <w:rFonts w:ascii="Times New Roman" w:hAnsi="Times New Roman"/>
-        </w:rPr>
-      </w:pPr>
-      <w:proofErr w:type="spellStart"/>
-      <w:r>
-        <w:rPr>
-          <w:rFonts w:ascii="Times New Roman" w:hAnsi="Times New Roman"/>
-        </w:rPr>
-        <w:t>public</w:t>
-      </w:r>
-      <w:proofErr w:type="spellEnd"/>
-      <w:r>
-        <w:rPr>
-          <w:rFonts w:ascii="Times New Roman" w:hAnsi="Times New Roman"/>
-        </w:rPr>
-        <w:t xml:space="preserve"> </w:t>
-      </w:r>
-      <w:proofErr w:type="spellStart"/>
-      <w:r>
-        <w:rPr>
-          <w:rFonts w:ascii="Times New Roman" w:hAnsi="Times New Roman"/>
-        </w:rPr>
-        <w:t>void</w:t>
-      </w:r>
-      <w:proofErr w:type="spellEnd"/>
-      <w:r>
-        <w:rPr>
-          <w:rFonts w:ascii="Times New Roman" w:hAnsi="Times New Roman"/>
-        </w:rPr>
-        <w:t xml:space="preserve"> </w:t>
-      </w:r>
-      <w:proofErr w:type="spellStart"/>
-      <w:proofErr w:type="gramStart"/>
-      <w:r>
-        <w:rPr>
-          <w:rFonts w:ascii="Times New Roman" w:hAnsi="Times New Roman"/>
-        </w:rPr>
-        <w:t>registrarDocumento</w:t>
-      </w:r>
-      <w:proofErr w:type="spellEnd"/>
-      <w:r>
-        <w:rPr>
-          <w:rFonts w:ascii="Times New Roman" w:hAnsi="Times New Roman"/>
-        </w:rPr>
-        <w:t>(</w:t>
-      </w:r>
-      <w:proofErr w:type="spellStart"/>
-      <w:proofErr w:type="gramEnd"/>
-      <w:r>
-        <w:rPr>
-          <w:rFonts w:ascii="Times New Roman" w:hAnsi="Times New Roman"/>
-        </w:rPr>
-        <w:t>String</w:t>
-      </w:r>
-      <w:proofErr w:type="spellEnd"/>
-      <w:r>
-        <w:rPr>
-          <w:rFonts w:ascii="Times New Roman" w:hAnsi="Times New Roman"/>
-        </w:rPr>
-        <w:t xml:space="preserve"> nombre) {</w:t>
-      </w:r>
-      <w:r>
-        <w:rPr>
-          <w:rFonts w:ascii="Times New Roman" w:hAnsi="Times New Roman"/>
-        </w:rPr>
-        <w:br/>
-        <w:t xml:space="preserve">    </w:t>
-      </w:r>
-      <w:proofErr w:type="spellStart"/>
-      <w:r>
-        <w:rPr>
-          <w:rFonts w:ascii="Times New Roman" w:hAnsi="Times New Roman"/>
-        </w:rPr>
-        <w:t>pendientes.offerLast</w:t>
-      </w:r>
-      <w:proofErr w:type="spellEnd"/>
-      <w:r>
-        <w:rPr>
-          <w:rFonts w:ascii="Times New Roman" w:hAnsi="Times New Roman"/>
-        </w:rPr>
-        <w:t>(nombre);          // entra por el FINAL de la cola</w:t>
-      </w:r>
-      <w:r>
-        <w:rPr>
-          <w:rFonts w:ascii="Times New Roman" w:hAnsi="Times New Roman"/>
-        </w:rPr>
-        <w:br/>
-        <w:t xml:space="preserve">    </w:t>
-      </w:r>
-      <w:proofErr w:type="spellStart"/>
-      <w:r>
-        <w:rPr>
-          <w:rFonts w:ascii="Times New Roman" w:hAnsi="Times New Roman"/>
-        </w:rPr>
-        <w:t>System.out.println</w:t>
-      </w:r>
-      <w:proofErr w:type="spellEnd"/>
-      <w:r>
-        <w:rPr>
-          <w:rFonts w:ascii="Times New Roman" w:hAnsi="Times New Roman"/>
-        </w:rPr>
-        <w:t>("Registrado: " + nombre);</w:t>
-      </w:r>
-      <w:r>
-        <w:rPr>
-          <w:rFonts w:ascii="Times New Roman" w:hAnsi="Times New Roman"/>
-        </w:rPr>
-        <w:br/>
-        <w:t>}</w:t>
-      </w:r>
-    </w:p>
-    <w:p>
-      <w:pPr>
-        <w:rPr>
-          <w:rFonts w:ascii="Times New Roman" w:hAnsi="Times New Roman"/>
-        </w:rPr>
-      </w:pPr>
-      <w:proofErr w:type="spellStart"/>
-      <w:proofErr w:type="gramStart"/>
-      <w:r>
-        <w:rPr>
-          <w:rFonts w:ascii="Times New Roman" w:hAnsi="Times New Roman"/>
-        </w:rPr>
-        <w:t>offerLast</w:t>
-      </w:r>
-      <w:proofErr w:type="spellEnd"/>
-      <w:r>
-        <w:rPr>
-          <w:rFonts w:ascii="Times New Roman" w:hAnsi="Times New Roman"/>
-        </w:rPr>
-        <w:t>(</w:t>
-      </w:r>
-      <w:proofErr w:type="gramEnd"/>
-      <w:r>
-        <w:rPr>
-          <w:rFonts w:ascii="Times New Roman" w:hAnsi="Times New Roman"/>
-        </w:rPr>
-        <w:t>) agrega el documento al final. El primero que entra será el primero en imprimirse: comportamiento FIFO.</w:t>
-      </w:r>
-    </w:p>
-    <w:p>
-      <w:pPr>
+      </w:pPr>
+      <w:r>
         <w:rPr>
           <w:rFonts w:ascii="Times New Roman" w:hAnsi="Times New Roman"/>
           <w:b/>
@@ -3090,7 +2945,8 @@
           <w:sz w:val="24"/>
           <w:szCs w:val="24"/>
         </w:rPr>
-      </w:pPr>
+        <w:t xml:space="preserve">8. </w:t>
+      </w:r>
       <w:r>
         <w:rPr>
           <w:rFonts w:ascii="Times New Roman" w:hAnsi="Times New Roman"/>
@@ -3099,7 +2955,7 @@
           <w:sz w:val="24"/>
           <w:szCs w:val="24"/>
         </w:rPr>
-        <w:t xml:space="preserve">9. </w:t>
+        <w:t xml:space="preserve">Paso4: </w:t>
       </w:r>
       <w:r>
         <w:rPr>
@@ -3109,7 +2965,7 @@
           <w:sz w:val="24"/>
           <w:szCs w:val="24"/>
         </w:rPr>
-        <w:t>I</w:t>
+        <w:t>R</w:t>
       </w:r>
       <w:r>
         <w:rPr>
@@ -3119,7 +2975,7 @@
           <w:sz w:val="24"/>
           <w:szCs w:val="24"/>
         </w:rPr>
-        <w:t>mprimir el siguiente (desencolar)</w:t>
+        <w:t>egistrar documentos (encolar, FIFO)</w:t>
       </w:r>
     </w:p>
     <w:p>
@@ -3162,7 +3018,7 @@
         <w:rPr>
           <w:rFonts w:ascii="Times New Roman" w:hAnsi="Times New Roman"/>
         </w:rPr>
-        <w:t>imprimirSiguiente</w:t>
+        <w:t>registrarDocumento</w:t>
       </w:r>
       <w:proofErr w:type="spellEnd"/>
       <w:r>
@@ -3171,12 +3027,20 @@
         </w:rPr>
         <w:t>(</w:t>
       </w:r>
+      <w:proofErr w:type="spellStart"/>
       <w:proofErr w:type="gramEnd"/>
       <w:r>
         <w:rPr>
           <w:rFonts w:ascii="Times New Roman" w:hAnsi="Times New Roman"/>
         </w:rPr>
-        <w:t>) {</w:t>
+        <w:t>String</w:t>
+      </w:r>
+      <w:proofErr w:type="spellEnd"/>
+      <w:r>
+        <w:rPr>
+          <w:rFonts w:ascii="Times New Roman" w:hAnsi="Times New Roman"/>
+        </w:rPr>
+        <w:t xml:space="preserve"> nombre) {</w:t>
       </w:r>
       <w:r>
         <w:rPr>
@@ -3190,77 +3054,14 @@
         <w:rPr>
           <w:rFonts w:ascii="Times New Roman" w:hAnsi="Times New Roman"/>
         </w:rPr>
-        <w:t>if</w:t>
-      </w:r>
-      <w:proofErr w:type="spellEnd"/>
-      <w:r>
-        <w:rPr>
-          <w:rFonts w:ascii="Times New Roman" w:hAnsi="Times New Roman"/>
-        </w:rPr>
-        <w:t xml:space="preserve"> (</w:t>
-      </w:r>
-      <w:proofErr w:type="spellStart"/>
-      <w:r>
-        <w:rPr>
-          <w:rFonts w:ascii="Times New Roman" w:hAnsi="Times New Roman"/>
-        </w:rPr>
-        <w:t>pendientes.isEmpty</w:t>
-      </w:r>
-      <w:proofErr w:type="spellEnd"/>
-      <w:r>
-        <w:rPr>
-          <w:rFonts w:ascii="Times New Roman" w:hAnsi="Times New Roman"/>
-        </w:rPr>
-        <w:t>()) {            // validación de cola vacía</w:t>
-      </w:r>
-      <w:r>
-        <w:rPr>
-          <w:rFonts w:ascii="Times New Roman" w:hAnsi="Times New Roman"/>
-        </w:rPr>
-        <w:br/>
-        <w:t xml:space="preserve">        </w:t>
-      </w:r>
-      <w:proofErr w:type="spellStart"/>
-      <w:r>
-        <w:rPr>
-          <w:rFonts w:ascii="Times New Roman" w:hAnsi="Times New Roman"/>
-        </w:rPr>
-        <w:t>System.out.println</w:t>
-      </w:r>
-      <w:proofErr w:type="spellEnd"/>
-      <w:r>
-        <w:rPr>
-          <w:rFonts w:ascii="Times New Roman" w:hAnsi="Times New Roman"/>
-        </w:rPr>
-        <w:t>("No hay documentos pendientes para imprimir");</w:t>
-      </w:r>
-      <w:r>
-        <w:rPr>
-          <w:rFonts w:ascii="Times New Roman" w:hAnsi="Times New Roman"/>
-        </w:rPr>
-        <w:br/>
-        <w:t xml:space="preserve">        </w:t>
-      </w:r>
-      <w:proofErr w:type="spellStart"/>
-      <w:r>
-        <w:rPr>
-          <w:rFonts w:ascii="Times New Roman" w:hAnsi="Times New Roman"/>
-        </w:rPr>
-        <w:t>return</w:t>
-      </w:r>
-      <w:proofErr w:type="spellEnd"/>
-      <w:r>
-        <w:rPr>
-          <w:rFonts w:ascii="Times New Roman" w:hAnsi="Times New Roman"/>
-        </w:rPr>
-        <w:t>;</w:t>
-      </w:r>
-      <w:r>
-        <w:rPr>
-          <w:rFonts w:ascii="Times New Roman" w:hAnsi="Times New Roman"/>
-        </w:rPr>
-        <w:br/>
-        <w:t xml:space="preserve">    }</w:t>
+        <w:t>pendientes.offerLast</w:t>
+      </w:r>
+      <w:proofErr w:type="spellEnd"/>
+      <w:r>
+        <w:rPr>
+          <w:rFonts w:ascii="Times New Roman" w:hAnsi="Times New Roman"/>
+        </w:rPr>
+        <w:t>(nombre);          // entra por el FINAL de la cola</w:t>
       </w:r>
       <w:r>
         <w:rPr>
@@ -3274,41 +3075,6 @@
         <w:rPr>
           <w:rFonts w:ascii="Times New Roman" w:hAnsi="Times New Roman"/>
         </w:rPr>
-        <w:t>String</w:t>
-      </w:r>
-      <w:proofErr w:type="spellEnd"/>
-      <w:r>
-        <w:rPr>
-          <w:rFonts w:ascii="Times New Roman" w:hAnsi="Times New Roman"/>
-        </w:rPr>
-        <w:t xml:space="preserve"> nombre = </w:t>
-      </w:r>
-      <w:proofErr w:type="spellStart"/>
-      <w:r>
-        <w:rPr>
-          <w:rFonts w:ascii="Times New Roman" w:hAnsi="Times New Roman"/>
-        </w:rPr>
-        <w:t>pendientes.pollFirst</w:t>
-      </w:r>
-      <w:proofErr w:type="spellEnd"/>
-      <w:r>
-        <w:rPr>
-          <w:rFonts w:ascii="Times New Roman" w:hAnsi="Times New Roman"/>
-        </w:rPr>
-        <w:t>(); // sale por el FRENTE</w:t>
-      </w:r>
-      <w:r>
-        <w:rPr>
-          <w:rFonts w:ascii="Times New Roman" w:hAnsi="Times New Roman"/>
-        </w:rPr>
-        <w:br/>
-        <w:t xml:space="preserve">    </w:t>
-      </w:r>
-      <w:proofErr w:type="spellStart"/>
-      <w:r>
-        <w:rPr>
-          <w:rFonts w:ascii="Times New Roman" w:hAnsi="Times New Roman"/>
-        </w:rPr>
         <w:t>System.out.println</w:t>
       </w:r>
       <w:proofErr w:type="spellEnd"/>
@@ -3316,28 +3082,7 @@
         <w:rPr>
           <w:rFonts w:ascii="Times New Roman" w:hAnsi="Times New Roman"/>
         </w:rPr>
-        <w:t>("Imprimiendo: " + nombre);</w:t>
-      </w:r>
-      <w:r>
-        <w:rPr>
-          <w:rFonts w:ascii="Times New Roman" w:hAnsi="Times New Roman"/>
-        </w:rPr>
-        <w:br/>
-        <w:t xml:space="preserve">    </w:t>
-      </w:r>
-      <w:proofErr w:type="spellStart"/>
-      <w:r>
-        <w:rPr>
-          <w:rFonts w:ascii="Times New Roman" w:hAnsi="Times New Roman"/>
-        </w:rPr>
-        <w:t>guardarImpresion</w:t>
-      </w:r>
-      <w:proofErr w:type="spellEnd"/>
-      <w:r>
-        <w:rPr>
-          <w:rFonts w:ascii="Times New Roman" w:hAnsi="Times New Roman"/>
-        </w:rPr>
-        <w:t>(nombre);</w:t>
+        <w:t>("Registrado: " + nombre);</w:t>
       </w:r>
       <w:r>
         <w:rPr>
@@ -3359,7 +3104,7 @@
         <w:rPr>
           <w:rFonts w:ascii="Times New Roman" w:hAnsi="Times New Roman"/>
         </w:rPr>
-        <w:t>pollFirst</w:t>
+        <w:t>offerLast</w:t>
       </w:r>
       <w:proofErr w:type="spellEnd"/>
       <w:r>
@@ -3373,57 +3118,7 @@
         <w:rPr>
           <w:rFonts w:ascii="Times New Roman" w:hAnsi="Times New Roman"/>
         </w:rPr>
-        <w:t xml:space="preserve">) extrae el elemento del frente. Antes se comprueba </w:t>
-      </w:r>
-      <w:proofErr w:type="spellStart"/>
-      <w:proofErr w:type="gramStart"/>
-      <w:r>
-        <w:rPr>
-          <w:rFonts w:ascii="Times New Roman" w:hAnsi="Times New Roman"/>
-        </w:rPr>
-        <w:t>isEmpty</w:t>
-      </w:r>
-      <w:proofErr w:type="spellEnd"/>
-      <w:r>
-        <w:rPr>
-          <w:rFonts w:ascii="Times New Roman" w:hAnsi="Times New Roman"/>
-        </w:rPr>
-        <w:t>(</w:t>
-      </w:r>
-      <w:proofErr w:type="gramEnd"/>
-      <w:r>
-        <w:rPr>
-          <w:rFonts w:ascii="Times New Roman" w:hAnsi="Times New Roman"/>
-        </w:rPr>
-        <w:t xml:space="preserve">) para no operar sobre una cola vacía; </w:t>
-      </w:r>
-      <w:proofErr w:type="spellStart"/>
-      <w:r>
-        <w:rPr>
-          <w:rFonts w:ascii="Times New Roman" w:hAnsi="Times New Roman"/>
-        </w:rPr>
-        <w:t>pollFirst</w:t>
-      </w:r>
-      <w:proofErr w:type="spellEnd"/>
-      <w:r>
-        <w:rPr>
-          <w:rFonts w:ascii="Times New Roman" w:hAnsi="Times New Roman"/>
-        </w:rPr>
-        <w:t xml:space="preserve">() devolvería </w:t>
-      </w:r>
-      <w:proofErr w:type="spellStart"/>
-      <w:r>
-        <w:rPr>
-          <w:rFonts w:ascii="Times New Roman" w:hAnsi="Times New Roman"/>
-        </w:rPr>
-        <w:t>null</w:t>
-      </w:r>
-      <w:proofErr w:type="spellEnd"/>
-      <w:r>
-        <w:rPr>
-          <w:rFonts w:ascii="Times New Roman" w:hAnsi="Times New Roman"/>
-        </w:rPr>
-        <w:t xml:space="preserve"> y el programa quedaría inconsistente.</w:t>
+        <w:t>) agrega el documento al final. El primero que entra será el primero en imprimirse: comportamiento FIFO.</w:t>
       </w:r>
     </w:p>
     <w:p>
@@ -3444,7 +3139,7 @@
           <w:sz w:val="24"/>
           <w:szCs w:val="24"/>
         </w:rPr>
-        <w:t xml:space="preserve">10. </w:t>
+        <w:t xml:space="preserve">9. </w:t>
       </w:r>
       <w:r>
         <w:rPr>
@@ -3454,7 +3149,7 @@
           <w:sz w:val="24"/>
           <w:szCs w:val="24"/>
         </w:rPr>
-        <w:t>G</w:t>
+        <w:t xml:space="preserve">Paso5: </w:t>
       </w:r>
       <w:r>
         <w:rPr>
@@ -3464,153 +3159,9 @@
           <w:sz w:val="24"/>
           <w:szCs w:val="24"/>
         </w:rPr>
-        <w:t>uardar en el historial (apilar, LIFO)</w:t>
-      </w:r>
-    </w:p>
-    <w:p>
-      <w:pPr>
-        <w:rPr>
-          <w:rFonts w:ascii="Times New Roman" w:hAnsi="Times New Roman"/>
-        </w:rPr>
-      </w:pPr>
-      <w:proofErr w:type="spellStart"/>
-      <w:r>
-        <w:rPr>
-          <w:rFonts w:ascii="Times New Roman" w:hAnsi="Times New Roman"/>
-        </w:rPr>
-        <w:t>private</w:t>
-      </w:r>
-      <w:proofErr w:type="spellEnd"/>
-      <w:r>
-        <w:rPr>
-          <w:rFonts w:ascii="Times New Roman" w:hAnsi="Times New Roman"/>
-        </w:rPr>
-        <w:t xml:space="preserve"> </w:t>
-      </w:r>
-      <w:proofErr w:type="spellStart"/>
-      <w:r>
-        <w:rPr>
-          <w:rFonts w:ascii="Times New Roman" w:hAnsi="Times New Roman"/>
-        </w:rPr>
-        <w:t>void</w:t>
-      </w:r>
-      <w:proofErr w:type="spellEnd"/>
-      <w:r>
-        <w:rPr>
-          <w:rFonts w:ascii="Times New Roman" w:hAnsi="Times New Roman"/>
-        </w:rPr>
-        <w:t xml:space="preserve"> </w:t>
-      </w:r>
-      <w:proofErr w:type="spellStart"/>
-      <w:proofErr w:type="gramStart"/>
-      <w:r>
-        <w:rPr>
-          <w:rFonts w:ascii="Times New Roman" w:hAnsi="Times New Roman"/>
-        </w:rPr>
-        <w:t>guardarImpresion</w:t>
-      </w:r>
-      <w:proofErr w:type="spellEnd"/>
-      <w:r>
-        <w:rPr>
-          <w:rFonts w:ascii="Times New Roman" w:hAnsi="Times New Roman"/>
-        </w:rPr>
-        <w:t>(</w:t>
-      </w:r>
-      <w:proofErr w:type="spellStart"/>
-      <w:proofErr w:type="gramEnd"/>
-      <w:r>
-        <w:rPr>
-          <w:rFonts w:ascii="Times New Roman" w:hAnsi="Times New Roman"/>
-        </w:rPr>
-        <w:t>String</w:t>
-      </w:r>
-      <w:proofErr w:type="spellEnd"/>
-      <w:r>
-        <w:rPr>
-          <w:rFonts w:ascii="Times New Roman" w:hAnsi="Times New Roman"/>
-        </w:rPr>
-        <w:t xml:space="preserve"> nombre) {</w:t>
-      </w:r>
-      <w:r>
-        <w:rPr>
-          <w:rFonts w:ascii="Times New Roman" w:hAnsi="Times New Roman"/>
-        </w:rPr>
-        <w:br/>
-        <w:t xml:space="preserve">    </w:t>
-      </w:r>
-      <w:proofErr w:type="spellStart"/>
-      <w:r>
-        <w:rPr>
-          <w:rFonts w:ascii="Times New Roman" w:hAnsi="Times New Roman"/>
-        </w:rPr>
-        <w:t>historial.push</w:t>
-      </w:r>
-      <w:proofErr w:type="spellEnd"/>
-      <w:r>
-        <w:rPr>
-          <w:rFonts w:ascii="Times New Roman" w:hAnsi="Times New Roman"/>
-        </w:rPr>
-        <w:t>(nombre);                // entra por el TOPE de la pila</w:t>
-      </w:r>
-      <w:r>
-        <w:rPr>
-          <w:rFonts w:ascii="Times New Roman" w:hAnsi="Times New Roman"/>
-        </w:rPr>
-        <w:br/>
-        <w:t>}</w:t>
-      </w:r>
-    </w:p>
-    <w:p>
-      <w:pPr>
-        <w:rPr>
-          <w:rFonts w:ascii="Times New Roman" w:hAnsi="Times New Roman"/>
-        </w:rPr>
-      </w:pPr>
-      <w:r>
-        <w:rPr>
-          <w:rFonts w:ascii="Times New Roman" w:hAnsi="Times New Roman"/>
-        </w:rPr>
-        <w:t xml:space="preserve">El método es </w:t>
-      </w:r>
-      <w:proofErr w:type="spellStart"/>
-      <w:r>
-        <w:rPr>
-          <w:rFonts w:ascii="Times New Roman" w:hAnsi="Times New Roman"/>
-        </w:rPr>
-        <w:t>private</w:t>
-      </w:r>
-      <w:proofErr w:type="spellEnd"/>
-      <w:r>
-        <w:rPr>
-          <w:rFonts w:ascii="Times New Roman" w:hAnsi="Times New Roman"/>
-        </w:rPr>
-        <w:t xml:space="preserve">: solo el propio TDA puede escribir en el historial. </w:t>
-      </w:r>
-      <w:proofErr w:type="spellStart"/>
-      <w:proofErr w:type="gramStart"/>
-      <w:r>
-        <w:rPr>
-          <w:rFonts w:ascii="Times New Roman" w:hAnsi="Times New Roman"/>
-        </w:rPr>
-        <w:t>push</w:t>
-      </w:r>
-      <w:proofErr w:type="spellEnd"/>
-      <w:r>
-        <w:rPr>
-          <w:rFonts w:ascii="Times New Roman" w:hAnsi="Times New Roman"/>
-        </w:rPr>
-        <w:t>(</w:t>
-      </w:r>
-      <w:proofErr w:type="gramEnd"/>
-      <w:r>
-        <w:rPr>
-          <w:rFonts w:ascii="Times New Roman" w:hAnsi="Times New Roman"/>
-        </w:rPr>
-        <w:t>) inserta en el tope, por lo que el último documento impreso queda siempre accesible primero.</w:t>
-      </w:r>
-    </w:p>
-    <w:p>
-      <w:pPr>
+        <w:t>I</w:t>
+      </w:r>
+      <w:r>
         <w:rPr>
           <w:rFonts w:ascii="Times New Roman" w:hAnsi="Times New Roman"/>
           <w:b/>
@@ -3618,8 +3169,315 @@
           <w:sz w:val="24"/>
           <w:szCs w:val="24"/>
         </w:rPr>
-      </w:pPr>
-      <w:r>
+        <w:t>mprimir el siguiente (desencolar)</w:t>
+      </w:r>
+    </w:p>
+    <w:p>
+      <w:pPr>
+        <w:rPr>
+          <w:rFonts w:ascii="Times New Roman" w:hAnsi="Times New Roman"/>
+        </w:rPr>
+      </w:pPr>
+      <w:proofErr w:type="spellStart"/>
+      <w:r>
+        <w:rPr>
+          <w:rFonts w:ascii="Times New Roman" w:hAnsi="Times New Roman"/>
+        </w:rPr>
+        <w:t>public</w:t>
+      </w:r>
+      <w:proofErr w:type="spellEnd"/>
+      <w:r>
+        <w:rPr>
+          <w:rFonts w:ascii="Times New Roman" w:hAnsi="Times New Roman"/>
+        </w:rPr>
+        <w:t xml:space="preserve"> </w:t>
+      </w:r>
+      <w:proofErr w:type="spellStart"/>
+      <w:r>
+        <w:rPr>
+          <w:rFonts w:ascii="Times New Roman" w:hAnsi="Times New Roman"/>
+        </w:rPr>
+        <w:t>void</w:t>
+      </w:r>
+      <w:proofErr w:type="spellEnd"/>
+      <w:r>
+        <w:rPr>
+          <w:rFonts w:ascii="Times New Roman" w:hAnsi="Times New Roman"/>
+        </w:rPr>
+        <w:t xml:space="preserve"> </w:t>
+      </w:r>
+      <w:proofErr w:type="spellStart"/>
+      <w:proofErr w:type="gramStart"/>
+      <w:r>
+        <w:rPr>
+          <w:rFonts w:ascii="Times New Roman" w:hAnsi="Times New Roman"/>
+        </w:rPr>
+        <w:t>imprimirSiguiente</w:t>
+      </w:r>
+      <w:proofErr w:type="spellEnd"/>
+      <w:r>
+        <w:rPr>
+          <w:rFonts w:ascii="Times New Roman" w:hAnsi="Times New Roman"/>
+        </w:rPr>
+        <w:t>(</w:t>
+      </w:r>
+      <w:proofErr w:type="gramEnd"/>
+      <w:r>
+        <w:rPr>
+          <w:rFonts w:ascii="Times New Roman" w:hAnsi="Times New Roman"/>
+        </w:rPr>
+        <w:t>) {</w:t>
+      </w:r>
+      <w:r>
+        <w:rPr>
+          <w:rFonts w:ascii="Times New Roman" w:hAnsi="Times New Roman"/>
+        </w:rPr>
+        <w:br/>
+        <w:t xml:space="preserve">    </w:t>
+      </w:r>
+      <w:proofErr w:type="spellStart"/>
+      <w:r>
+        <w:rPr>
+          <w:rFonts w:ascii="Times New Roman" w:hAnsi="Times New Roman"/>
+        </w:rPr>
+        <w:t>if</w:t>
+      </w:r>
+      <w:proofErr w:type="spellEnd"/>
+      <w:r>
+        <w:rPr>
+          <w:rFonts w:ascii="Times New Roman" w:hAnsi="Times New Roman"/>
+        </w:rPr>
+        <w:t xml:space="preserve"> (</w:t>
+      </w:r>
+      <w:proofErr w:type="spellStart"/>
+      <w:r>
+        <w:rPr>
+          <w:rFonts w:ascii="Times New Roman" w:hAnsi="Times New Roman"/>
+        </w:rPr>
+        <w:t>pendientes.isEmpty</w:t>
+      </w:r>
+      <w:proofErr w:type="spellEnd"/>
+      <w:r>
+        <w:rPr>
+          <w:rFonts w:ascii="Times New Roman" w:hAnsi="Times New Roman"/>
+        </w:rPr>
+        <w:t>()) {            // validación de cola vacía</w:t>
+      </w:r>
+      <w:r>
+        <w:rPr>
+          <w:rFonts w:ascii="Times New Roman" w:hAnsi="Times New Roman"/>
+        </w:rPr>
+        <w:br/>
+        <w:t xml:space="preserve">        </w:t>
+      </w:r>
+      <w:proofErr w:type="spellStart"/>
+      <w:r>
+        <w:rPr>
+          <w:rFonts w:ascii="Times New Roman" w:hAnsi="Times New Roman"/>
+        </w:rPr>
+        <w:t>System.out.println</w:t>
+      </w:r>
+      <w:proofErr w:type="spellEnd"/>
+      <w:r>
+        <w:rPr>
+          <w:rFonts w:ascii="Times New Roman" w:hAnsi="Times New Roman"/>
+        </w:rPr>
+        <w:t>("No hay documentos pendientes para imprimir");</w:t>
+      </w:r>
+      <w:r>
+        <w:rPr>
+          <w:rFonts w:ascii="Times New Roman" w:hAnsi="Times New Roman"/>
+        </w:rPr>
+        <w:br/>
+        <w:t xml:space="preserve">        </w:t>
+      </w:r>
+      <w:proofErr w:type="spellStart"/>
+      <w:r>
+        <w:rPr>
+          <w:rFonts w:ascii="Times New Roman" w:hAnsi="Times New Roman"/>
+        </w:rPr>
+        <w:t>return</w:t>
+      </w:r>
+      <w:proofErr w:type="spellEnd"/>
+      <w:r>
+        <w:rPr>
+          <w:rFonts w:ascii="Times New Roman" w:hAnsi="Times New Roman"/>
+        </w:rPr>
+        <w:t>;</w:t>
+      </w:r>
+      <w:r>
+        <w:rPr>
+          <w:rFonts w:ascii="Times New Roman" w:hAnsi="Times New Roman"/>
+        </w:rPr>
+        <w:br/>
+        <w:t xml:space="preserve">    }</w:t>
+      </w:r>
+      <w:r>
+        <w:rPr>
+          <w:rFonts w:ascii="Times New Roman" w:hAnsi="Times New Roman"/>
+        </w:rPr>
+        <w:br/>
+        <w:t xml:space="preserve">    </w:t>
+      </w:r>
+      <w:proofErr w:type="spellStart"/>
+      <w:r>
+        <w:rPr>
+          <w:rFonts w:ascii="Times New Roman" w:hAnsi="Times New Roman"/>
+        </w:rPr>
+        <w:t>String</w:t>
+      </w:r>
+      <w:proofErr w:type="spellEnd"/>
+      <w:r>
+        <w:rPr>
+          <w:rFonts w:ascii="Times New Roman" w:hAnsi="Times New Roman"/>
+        </w:rPr>
+        <w:t xml:space="preserve"> nombre = </w:t>
+      </w:r>
+      <w:proofErr w:type="spellStart"/>
+      <w:r>
+        <w:rPr>
+          <w:rFonts w:ascii="Times New Roman" w:hAnsi="Times New Roman"/>
+        </w:rPr>
+        <w:t>pendientes.pollFirst</w:t>
+      </w:r>
+      <w:proofErr w:type="spellEnd"/>
+      <w:r>
+        <w:rPr>
+          <w:rFonts w:ascii="Times New Roman" w:hAnsi="Times New Roman"/>
+        </w:rPr>
+        <w:t>(); // sale por el FRENTE</w:t>
+      </w:r>
+      <w:r>
+        <w:rPr>
+          <w:rFonts w:ascii="Times New Roman" w:hAnsi="Times New Roman"/>
+        </w:rPr>
+        <w:br/>
+        <w:t xml:space="preserve">    </w:t>
+      </w:r>
+      <w:proofErr w:type="spellStart"/>
+      <w:r>
+        <w:rPr>
+          <w:rFonts w:ascii="Times New Roman" w:hAnsi="Times New Roman"/>
+        </w:rPr>
+        <w:t>System.out.println</w:t>
+      </w:r>
+      <w:proofErr w:type="spellEnd"/>
+      <w:r>
+        <w:rPr>
+          <w:rFonts w:ascii="Times New Roman" w:hAnsi="Times New Roman"/>
+        </w:rPr>
+        <w:t>("Imprimiendo: " + nombre);</w:t>
+      </w:r>
+      <w:r>
+        <w:rPr>
+          <w:rFonts w:ascii="Times New Roman" w:hAnsi="Times New Roman"/>
+        </w:rPr>
+        <w:br/>
+        <w:t xml:space="preserve">    </w:t>
+      </w:r>
+      <w:proofErr w:type="spellStart"/>
+      <w:r>
+        <w:rPr>
+          <w:rFonts w:ascii="Times New Roman" w:hAnsi="Times New Roman"/>
+        </w:rPr>
+        <w:t>guardarImpresion</w:t>
+      </w:r>
+      <w:proofErr w:type="spellEnd"/>
+      <w:r>
+        <w:rPr>
+          <w:rFonts w:ascii="Times New Roman" w:hAnsi="Times New Roman"/>
+        </w:rPr>
+        <w:t>(nombre);</w:t>
+      </w:r>
+      <w:r>
+        <w:rPr>
+          <w:rFonts w:ascii="Times New Roman" w:hAnsi="Times New Roman"/>
+        </w:rPr>
+        <w:br/>
+        <w:t>}</w:t>
+      </w:r>
+    </w:p>
+    <w:p>
+      <w:pPr>
+        <w:rPr>
+          <w:rFonts w:ascii="Times New Roman" w:hAnsi="Times New Roman"/>
+        </w:rPr>
+      </w:pPr>
+      <w:proofErr w:type="spellStart"/>
+      <w:proofErr w:type="gramStart"/>
+      <w:r>
+        <w:rPr>
+          <w:rFonts w:ascii="Times New Roman" w:hAnsi="Times New Roman"/>
+        </w:rPr>
+        <w:t>pollFirst</w:t>
+      </w:r>
+      <w:proofErr w:type="spellEnd"/>
+      <w:r>
+        <w:rPr>
+          <w:rFonts w:ascii="Times New Roman" w:hAnsi="Times New Roman"/>
+        </w:rPr>
+        <w:t>(</w:t>
+      </w:r>
+      <w:proofErr w:type="gramEnd"/>
+      <w:r>
+        <w:rPr>
+          <w:rFonts w:ascii="Times New Roman" w:hAnsi="Times New Roman"/>
+        </w:rPr>
+        <w:t xml:space="preserve">) extrae el elemento del frente. Antes se comprueba </w:t>
+      </w:r>
+      <w:proofErr w:type="spellStart"/>
+      <w:proofErr w:type="gramStart"/>
+      <w:r>
+        <w:rPr>
+          <w:rFonts w:ascii="Times New Roman" w:hAnsi="Times New Roman"/>
+        </w:rPr>
+        <w:t>isEmpty</w:t>
+      </w:r>
+      <w:proofErr w:type="spellEnd"/>
+      <w:r>
+        <w:rPr>
+          <w:rFonts w:ascii="Times New Roman" w:hAnsi="Times New Roman"/>
+        </w:rPr>
+        <w:t>(</w:t>
+      </w:r>
+      <w:proofErr w:type="gramEnd"/>
+      <w:r>
+        <w:rPr>
+          <w:rFonts w:ascii="Times New Roman" w:hAnsi="Times New Roman"/>
+        </w:rPr>
+        <w:t xml:space="preserve">) para no operar sobre una cola vacía; </w:t>
+      </w:r>
+      <w:proofErr w:type="spellStart"/>
+      <w:r>
+        <w:rPr>
+          <w:rFonts w:ascii="Times New Roman" w:hAnsi="Times New Roman"/>
+        </w:rPr>
+        <w:t>pollFirst</w:t>
+      </w:r>
+      <w:proofErr w:type="spellEnd"/>
+      <w:r>
+        <w:rPr>
+          <w:rFonts w:ascii="Times New Roman" w:hAnsi="Times New Roman"/>
+        </w:rPr>
+        <w:t xml:space="preserve">() devolvería </w:t>
+      </w:r>
+      <w:proofErr w:type="spellStart"/>
+      <w:r>
+        <w:rPr>
+          <w:rFonts w:ascii="Times New Roman" w:hAnsi="Times New Roman"/>
+        </w:rPr>
+        <w:t>null</w:t>
+      </w:r>
+      <w:proofErr w:type="spellEnd"/>
+      <w:r>
+        <w:rPr>
+          <w:rFonts w:ascii="Times New Roman" w:hAnsi="Times New Roman"/>
+        </w:rPr>
+        <w:t xml:space="preserve"> y el programa quedaría inconsistente.</w:t>
+      </w:r>
+    </w:p>
+    <w:p>
+      <w:pPr>
         <w:rPr>
           <w:rFonts w:ascii="Times New Roman" w:hAnsi="Times New Roman"/>
           <w:b/>
@@ -3627,7 +3485,219 @@
           <w:sz w:val="24"/>
           <w:szCs w:val="24"/>
         </w:rPr>
+      </w:pPr>
+      <w:r>
+        <w:rPr>
+          <w:rFonts w:ascii="Times New Roman" w:hAnsi="Times New Roman"/>
+          <w:b/>
+          <w:bCs/>
+          <w:sz w:val="24"/>
+          <w:szCs w:val="24"/>
+        </w:rPr>
+        <w:t xml:space="preserve">10. </w:t>
+      </w:r>
+      <w:r>
+        <w:rPr>
+          <w:rFonts w:ascii="Times New Roman" w:hAnsi="Times New Roman"/>
+          <w:b/>
+          <w:bCs/>
+          <w:sz w:val="24"/>
+          <w:szCs w:val="24"/>
+        </w:rPr>
+        <w:t xml:space="preserve">Paso6: </w:t>
+      </w:r>
+      <w:r>
+        <w:rPr>
+          <w:rFonts w:ascii="Times New Roman" w:hAnsi="Times New Roman"/>
+          <w:b/>
+          <w:bCs/>
+          <w:sz w:val="24"/>
+          <w:szCs w:val="24"/>
+        </w:rPr>
+        <w:t>G</w:t>
+      </w:r>
+      <w:r>
+        <w:rPr>
+          <w:rFonts w:ascii="Times New Roman" w:hAnsi="Times New Roman"/>
+          <w:b/>
+          <w:bCs/>
+          <w:sz w:val="24"/>
+          <w:szCs w:val="24"/>
+        </w:rPr>
+        <w:t>uardar en el historial (apilar, LIFO)</w:t>
+      </w:r>
+    </w:p>
+    <w:p>
+      <w:pPr>
+        <w:rPr>
+          <w:rFonts w:ascii="Times New Roman" w:hAnsi="Times New Roman"/>
+        </w:rPr>
+      </w:pPr>
+      <w:proofErr w:type="spellStart"/>
+      <w:r>
+        <w:rPr>
+          <w:rFonts w:ascii="Times New Roman" w:hAnsi="Times New Roman"/>
+        </w:rPr>
+        <w:t>private</w:t>
+      </w:r>
+      <w:proofErr w:type="spellEnd"/>
+      <w:r>
+        <w:rPr>
+          <w:rFonts w:ascii="Times New Roman" w:hAnsi="Times New Roman"/>
+        </w:rPr>
+        <w:t xml:space="preserve"> </w:t>
+      </w:r>
+      <w:proofErr w:type="spellStart"/>
+      <w:r>
+        <w:rPr>
+          <w:rFonts w:ascii="Times New Roman" w:hAnsi="Times New Roman"/>
+        </w:rPr>
+        <w:t>void</w:t>
+      </w:r>
+      <w:proofErr w:type="spellEnd"/>
+      <w:r>
+        <w:rPr>
+          <w:rFonts w:ascii="Times New Roman" w:hAnsi="Times New Roman"/>
+        </w:rPr>
+        <w:t xml:space="preserve"> </w:t>
+      </w:r>
+      <w:proofErr w:type="spellStart"/>
+      <w:proofErr w:type="gramStart"/>
+      <w:r>
+        <w:rPr>
+          <w:rFonts w:ascii="Times New Roman" w:hAnsi="Times New Roman"/>
+        </w:rPr>
+        <w:t>guardarImpresion</w:t>
+      </w:r>
+      <w:proofErr w:type="spellEnd"/>
+      <w:r>
+        <w:rPr>
+          <w:rFonts w:ascii="Times New Roman" w:hAnsi="Times New Roman"/>
+        </w:rPr>
+        <w:t>(</w:t>
+      </w:r>
+      <w:proofErr w:type="spellStart"/>
+      <w:proofErr w:type="gramEnd"/>
+      <w:r>
+        <w:rPr>
+          <w:rFonts w:ascii="Times New Roman" w:hAnsi="Times New Roman"/>
+        </w:rPr>
+        <w:t>String</w:t>
+      </w:r>
+      <w:proofErr w:type="spellEnd"/>
+      <w:r>
+        <w:rPr>
+          <w:rFonts w:ascii="Times New Roman" w:hAnsi="Times New Roman"/>
+        </w:rPr>
+        <w:t xml:space="preserve"> nombre) {</w:t>
+      </w:r>
+      <w:r>
+        <w:rPr>
+          <w:rFonts w:ascii="Times New Roman" w:hAnsi="Times New Roman"/>
+        </w:rPr>
+        <w:br/>
+        <w:t xml:space="preserve">    </w:t>
+      </w:r>
+      <w:proofErr w:type="spellStart"/>
+      <w:r>
+        <w:rPr>
+          <w:rFonts w:ascii="Times New Roman" w:hAnsi="Times New Roman"/>
+        </w:rPr>
+        <w:t>historial.push</w:t>
+      </w:r>
+      <w:proofErr w:type="spellEnd"/>
+      <w:r>
+        <w:rPr>
+          <w:rFonts w:ascii="Times New Roman" w:hAnsi="Times New Roman"/>
+        </w:rPr>
+        <w:t>(nombre);                // entra por el TOPE de la pila</w:t>
+      </w:r>
+      <w:r>
+        <w:rPr>
+          <w:rFonts w:ascii="Times New Roman" w:hAnsi="Times New Roman"/>
+        </w:rPr>
+        <w:br/>
+        <w:t>}</w:t>
+      </w:r>
+    </w:p>
+    <w:p>
+      <w:pPr>
+        <w:rPr>
+          <w:rFonts w:ascii="Times New Roman" w:hAnsi="Times New Roman"/>
+        </w:rPr>
+      </w:pPr>
+      <w:r>
+        <w:rPr>
+          <w:rFonts w:ascii="Times New Roman" w:hAnsi="Times New Roman"/>
+        </w:rPr>
+        <w:t xml:space="preserve">El método es </w:t>
+      </w:r>
+      <w:proofErr w:type="spellStart"/>
+      <w:r>
+        <w:rPr>
+          <w:rFonts w:ascii="Times New Roman" w:hAnsi="Times New Roman"/>
+        </w:rPr>
+        <w:t>private</w:t>
+      </w:r>
+      <w:proofErr w:type="spellEnd"/>
+      <w:r>
+        <w:rPr>
+          <w:rFonts w:ascii="Times New Roman" w:hAnsi="Times New Roman"/>
+        </w:rPr>
+        <w:t xml:space="preserve">: solo el propio TDA puede escribir en el historial. </w:t>
+      </w:r>
+      <w:proofErr w:type="spellStart"/>
+      <w:proofErr w:type="gramStart"/>
+      <w:r>
+        <w:rPr>
+          <w:rFonts w:ascii="Times New Roman" w:hAnsi="Times New Roman"/>
+        </w:rPr>
+        <w:t>push</w:t>
+      </w:r>
+      <w:proofErr w:type="spellEnd"/>
+      <w:r>
+        <w:rPr>
+          <w:rFonts w:ascii="Times New Roman" w:hAnsi="Times New Roman"/>
+        </w:rPr>
+        <w:t>(</w:t>
+      </w:r>
+      <w:proofErr w:type="gramEnd"/>
+      <w:r>
+        <w:rPr>
+          <w:rFonts w:ascii="Times New Roman" w:hAnsi="Times New Roman"/>
+        </w:rPr>
+        <w:t>) inserta en el tope, por lo que el último documento impreso queda siempre accesible primero.</w:t>
+      </w:r>
+    </w:p>
+    <w:p>
+      <w:pPr>
+        <w:rPr>
+          <w:rFonts w:ascii="Times New Roman" w:hAnsi="Times New Roman"/>
+          <w:b/>
+          <w:bCs/>
+          <w:sz w:val="24"/>
+          <w:szCs w:val="24"/>
+        </w:rPr>
+      </w:pPr>
+      <w:r>
+        <w:rPr>
+          <w:rFonts w:ascii="Times New Roman" w:hAnsi="Times New Roman"/>
+          <w:b/>
+          <w:bCs/>
+          <w:sz w:val="24"/>
+          <w:szCs w:val="24"/>
+        </w:rPr>
         <w:t xml:space="preserve">11. </w:t>
+      </w:r>
+      <w:r>
+        <w:rPr>
+          <w:rFonts w:ascii="Times New Roman" w:hAnsi="Times New Roman"/>
+          <w:b/>
+          <w:bCs/>
+          <w:sz w:val="24"/>
+          <w:szCs w:val="24"/>
+        </w:rPr>
+        <w:t xml:space="preserve">Paso7: </w:t>
       </w:r>
       <w:r>
         <w:rPr>
@@ -15632,7 +15702,6 @@
   </w:compat>
   <w:rsids>
     <w:rsidRoot w:val="00A118D8"/>
-    <w:rsid w:val="000F7D13"/>
     <w:rsid w:val="00203133"/>
     <w:rsid w:val="0026292A"/>
     <w:rsid w:val="00390F71"/>
@@ -15651,6 +15720,7 @@
     <w:rsid w:val="00A118D8"/>
     <w:rsid w:val="00AC1504"/>
     <w:rsid w:val="00B3231D"/>
+    <w:rsid w:val="00B32C20"/>
     <w:rsid w:val="00BE141B"/>
     <w:rsid w:val="00C12F40"/>
     <w:rsid w:val="00C7649A"/>

--- a/Doc,PDF/TDA-Laboratorio.docx
+++ b/Doc,PDF/TDA-Laboratorio.docx
@@ -691,8 +691,82 @@
           <w:b/>
           <w:bCs/>
         </w:rPr>
+        <w:drawing>
+          <wp:anchor distT="0" distB="0" distL="114300" distR="114300" simplePos="0" relativeHeight="251658240" behindDoc="0" locked="0" layoutInCell="1" allowOverlap="1" wp14:anchorId="1BEA31CB" wp14:editId="142DA90C">
+            <wp:simplePos x="0" y="0"/>
+            <wp:positionH relativeFrom="column">
+              <wp:posOffset>-516255</wp:posOffset>
+            </wp:positionH>
+            <wp:positionV relativeFrom="paragraph">
+              <wp:posOffset>295275</wp:posOffset>
+            </wp:positionV>
+            <wp:extent cx="6377940" cy="3455035"/>
+            <wp:effectExtent l="0" t="0" r="3810" b="0"/>
+            <wp:wrapSquare wrapText="bothSides"/>
+            <wp:docPr id="2" name="Imagen 2"/>
+            <wp:cNvGraphicFramePr>
+              <a:graphicFrameLocks xmlns:a="http://schemas.openxmlformats.org/drawingml/2006/main" noChangeAspect="1"/>
+            </wp:cNvGraphicFramePr>
+            <a:graphic xmlns:a="http://schemas.openxmlformats.org/drawingml/2006/main">
+              <a:graphicData uri="http://schemas.openxmlformats.org/drawingml/2006/picture">
+                <pic:pic xmlns:pic="http://schemas.openxmlformats.org/drawingml/2006/picture">
+                  <pic:nvPicPr>
+                    <pic:cNvPr id="1" name=""/>
+                    <pic:cNvPicPr/>
+                  </pic:nvPicPr>
+                  <pic:blipFill>
+                    <a:blip r:embed="rId8">
+                      <a:extLst>
+                        <a:ext uri="{28A0092B-C50C-407E-A947-70E740481C1C}">
+                          <a14:useLocalDpi xmlns:a14="http://schemas.microsoft.com/office/drawing/2010/main" val="0"/>
+                        </a:ext>
+                      </a:extLst>
+                    </a:blip>
+                    <a:stretch>
+                      <a:fillRect/>
+                    </a:stretch>
+                  </pic:blipFill>
+                  <pic:spPr>
+                    <a:xfrm>
+                      <a:off x="0" y="0"/>
+                      <a:ext cx="6377940" cy="3455035"/>
+                    </a:xfrm>
+                    <a:prstGeom prst="rect">
+                      <a:avLst/>
+                    </a:prstGeom>
+                  </pic:spPr>
+                </pic:pic>
+              </a:graphicData>
+            </a:graphic>
+            <wp14:sizeRelH relativeFrom="margin">
+              <wp14:pctWidth>0</wp14:pctWidth>
+            </wp14:sizeRelH>
+            <wp14:sizeRelV relativeFrom="margin">
+              <wp14:pctHeight>0</wp14:pctHeight>
+            </wp14:sizeRelV>
+          </wp:anchor>
+        </w:drawing>
+      </w:r>
+      <w:r>
+        <w:rPr>
+          <w:rFonts w:ascii="Times New Roman" w:hAnsi="Times New Roman"/>
+          <w:b/>
+          <w:bCs/>
+        </w:rPr>
         <w:t>Ejercicio</w:t>
       </w:r>
+    </w:p>
+    <w:p>
+      <w:pPr>
+        <w:pStyle w:val="Prrafodelista"/>
+        <w:spacing w:after="0" w:line="240" w:lineRule="auto"/>
+        <w:jc w:val="both"/>
+        <w:rPr>
+          <w:rFonts w:ascii="Times New Roman" w:hAnsi="Times New Roman"/>
+          <w:b/>
+          <w:bCs/>
+        </w:rPr>
+      </w:pPr>
     </w:p>
     <w:p>
       <w:pPr>
@@ -749,6 +823,7 @@
         <w:rPr>
           <w:rFonts w:ascii="Times New Roman" w:hAnsi="Times New Roman"/>
         </w:rPr>
+        <w:lastRenderedPageBreak/>
         <w:t xml:space="preserve">una estructura dinámica de tipo </w:t>
       </w:r>
       <w:proofErr w:type="spellStart"/>
@@ -1063,7 +1138,6 @@
               <w:rPr>
                 <w:rFonts w:ascii="Times New Roman" w:hAnsi="Times New Roman"/>
               </w:rPr>
-              <w:lastRenderedPageBreak/>
               <w:t>GestorImpresiones</w:t>
             </w:r>
             <w:proofErr w:type="spellEnd"/>
@@ -2415,8 +2489,10 @@
           <w:sz w:val="24"/>
           <w:szCs w:val="24"/>
         </w:rPr>
-        <w:t>I</w:t>
-      </w:r>
+        <w:t xml:space="preserve">Importar las clases de </w:t>
+      </w:r>
+      <w:proofErr w:type="spellStart"/>
+      <w:proofErr w:type="gramStart"/>
       <w:r>
         <w:rPr>
           <w:rFonts w:ascii="Times New Roman" w:hAnsi="Times New Roman"/>
@@ -2425,11 +2501,125 @@
           <w:sz w:val="24"/>
           <w:szCs w:val="24"/>
         </w:rPr>
-        <w:t xml:space="preserve">mportar las clases de </w:t>
+        <w:t>java.util</w:t>
+      </w:r>
+      <w:proofErr w:type="spellEnd"/>
+      <w:proofErr w:type="gramEnd"/>
+    </w:p>
+    <w:p>
+      <w:pPr>
+        <w:rPr>
+          <w:rFonts w:ascii="Times New Roman" w:hAnsi="Times New Roman"/>
+        </w:rPr>
+      </w:pPr>
+      <w:proofErr w:type="spellStart"/>
+      <w:r>
+        <w:rPr>
+          <w:rFonts w:ascii="Times New Roman" w:hAnsi="Times New Roman"/>
+        </w:rPr>
+        <w:t>import</w:t>
+      </w:r>
+      <w:proofErr w:type="spellEnd"/>
+      <w:r>
+        <w:rPr>
+          <w:rFonts w:ascii="Times New Roman" w:hAnsi="Times New Roman"/>
+        </w:rPr>
+        <w:t xml:space="preserve"> </w:t>
       </w:r>
       <w:proofErr w:type="spellStart"/>
       <w:proofErr w:type="gramStart"/>
       <w:r>
+        <w:rPr>
+          <w:rFonts w:ascii="Times New Roman" w:hAnsi="Times New Roman"/>
+        </w:rPr>
+        <w:t>java.util</w:t>
+      </w:r>
+      <w:proofErr w:type="gramEnd"/>
+      <w:r>
+        <w:rPr>
+          <w:rFonts w:ascii="Times New Roman" w:hAnsi="Times New Roman"/>
+        </w:rPr>
+        <w:t>.ArrayDeque</w:t>
+      </w:r>
+      <w:proofErr w:type="spellEnd"/>
+      <w:r>
+        <w:rPr>
+          <w:rFonts w:ascii="Times New Roman" w:hAnsi="Times New Roman"/>
+        </w:rPr>
+        <w:t>;</w:t>
+      </w:r>
+      <w:r>
+        <w:rPr>
+          <w:rFonts w:ascii="Times New Roman" w:hAnsi="Times New Roman"/>
+        </w:rPr>
+        <w:br/>
+      </w:r>
+      <w:proofErr w:type="spellStart"/>
+      <w:r>
+        <w:rPr>
+          <w:rFonts w:ascii="Times New Roman" w:hAnsi="Times New Roman"/>
+        </w:rPr>
+        <w:t>import</w:t>
+      </w:r>
+      <w:proofErr w:type="spellEnd"/>
+      <w:r>
+        <w:rPr>
+          <w:rFonts w:ascii="Times New Roman" w:hAnsi="Times New Roman"/>
+        </w:rPr>
+        <w:t xml:space="preserve"> </w:t>
+      </w:r>
+      <w:proofErr w:type="spellStart"/>
+      <w:r>
+        <w:rPr>
+          <w:rFonts w:ascii="Times New Roman" w:hAnsi="Times New Roman"/>
+        </w:rPr>
+        <w:t>java.util.Deque</w:t>
+      </w:r>
+      <w:proofErr w:type="spellEnd"/>
+      <w:r>
+        <w:rPr>
+          <w:rFonts w:ascii="Times New Roman" w:hAnsi="Times New Roman"/>
+        </w:rPr>
+        <w:t>;</w:t>
+      </w:r>
+    </w:p>
+    <w:p>
+      <w:pPr>
+        <w:rPr>
+          <w:rFonts w:ascii="Times New Roman" w:hAnsi="Times New Roman"/>
+        </w:rPr>
+      </w:pPr>
+      <w:proofErr w:type="spellStart"/>
+      <w:r>
+        <w:rPr>
+          <w:rFonts w:ascii="Times New Roman" w:hAnsi="Times New Roman"/>
+        </w:rPr>
+        <w:t>Deque</w:t>
+      </w:r>
+      <w:proofErr w:type="spellEnd"/>
+      <w:r>
+        <w:rPr>
+          <w:rFonts w:ascii="Times New Roman" w:hAnsi="Times New Roman"/>
+        </w:rPr>
+        <w:t xml:space="preserve"> es la interfaz (doble cola) y </w:t>
+      </w:r>
+      <w:proofErr w:type="spellStart"/>
+      <w:r>
+        <w:rPr>
+          <w:rFonts w:ascii="Times New Roman" w:hAnsi="Times New Roman"/>
+        </w:rPr>
+        <w:t>ArrayDeque</w:t>
+      </w:r>
+      <w:proofErr w:type="spellEnd"/>
+      <w:r>
+        <w:rPr>
+          <w:rFonts w:ascii="Times New Roman" w:hAnsi="Times New Roman"/>
+        </w:rPr>
+        <w:t xml:space="preserve"> es la implementación concreta. Programar contra la interfaz permite cambiar la implementación sin modificar el resto del código.</w:t>
+      </w:r>
+    </w:p>
+    <w:p>
+      <w:pPr>
         <w:rPr>
           <w:rFonts w:ascii="Times New Roman" w:hAnsi="Times New Roman"/>
           <w:b/>
@@ -2437,125 +2627,8 @@
           <w:sz w:val="24"/>
           <w:szCs w:val="24"/>
         </w:rPr>
-        <w:t>java.util</w:t>
-      </w:r>
-      <w:proofErr w:type="spellEnd"/>
-      <w:proofErr w:type="gramEnd"/>
-    </w:p>
-    <w:p>
-      <w:pPr>
-        <w:rPr>
-          <w:rFonts w:ascii="Times New Roman" w:hAnsi="Times New Roman"/>
-        </w:rPr>
-      </w:pPr>
-      <w:proofErr w:type="spellStart"/>
-      <w:r>
-        <w:rPr>
-          <w:rFonts w:ascii="Times New Roman" w:hAnsi="Times New Roman"/>
-        </w:rPr>
-        <w:t>import</w:t>
-      </w:r>
-      <w:proofErr w:type="spellEnd"/>
-      <w:r>
-        <w:rPr>
-          <w:rFonts w:ascii="Times New Roman" w:hAnsi="Times New Roman"/>
-        </w:rPr>
-        <w:t xml:space="preserve"> </w:t>
-      </w:r>
-      <w:proofErr w:type="spellStart"/>
-      <w:proofErr w:type="gramStart"/>
-      <w:r>
-        <w:rPr>
-          <w:rFonts w:ascii="Times New Roman" w:hAnsi="Times New Roman"/>
-        </w:rPr>
-        <w:t>java.util</w:t>
-      </w:r>
-      <w:proofErr w:type="gramEnd"/>
-      <w:r>
-        <w:rPr>
-          <w:rFonts w:ascii="Times New Roman" w:hAnsi="Times New Roman"/>
-        </w:rPr>
-        <w:t>.ArrayDeque</w:t>
-      </w:r>
-      <w:proofErr w:type="spellEnd"/>
-      <w:r>
-        <w:rPr>
-          <w:rFonts w:ascii="Times New Roman" w:hAnsi="Times New Roman"/>
-        </w:rPr>
-        <w:t>;</w:t>
-      </w:r>
-      <w:r>
-        <w:rPr>
-          <w:rFonts w:ascii="Times New Roman" w:hAnsi="Times New Roman"/>
-        </w:rPr>
-        <w:br/>
-      </w:r>
-      <w:proofErr w:type="spellStart"/>
-      <w:r>
-        <w:rPr>
-          <w:rFonts w:ascii="Times New Roman" w:hAnsi="Times New Roman"/>
-        </w:rPr>
-        <w:t>import</w:t>
-      </w:r>
-      <w:proofErr w:type="spellEnd"/>
-      <w:r>
-        <w:rPr>
-          <w:rFonts w:ascii="Times New Roman" w:hAnsi="Times New Roman"/>
-        </w:rPr>
-        <w:t xml:space="preserve"> </w:t>
-      </w:r>
-      <w:proofErr w:type="spellStart"/>
-      <w:r>
-        <w:rPr>
-          <w:rFonts w:ascii="Times New Roman" w:hAnsi="Times New Roman"/>
-        </w:rPr>
-        <w:t>java.util.Deque</w:t>
-      </w:r>
-      <w:proofErr w:type="spellEnd"/>
-      <w:r>
-        <w:rPr>
-          <w:rFonts w:ascii="Times New Roman" w:hAnsi="Times New Roman"/>
-        </w:rPr>
-        <w:t>;</w:t>
-      </w:r>
-    </w:p>
-    <w:p>
-      <w:pPr>
-        <w:rPr>
-          <w:rFonts w:ascii="Times New Roman" w:hAnsi="Times New Roman"/>
-        </w:rPr>
-      </w:pPr>
-      <w:proofErr w:type="spellStart"/>
-      <w:r>
-        <w:rPr>
-          <w:rFonts w:ascii="Times New Roman" w:hAnsi="Times New Roman"/>
-        </w:rPr>
-        <w:t>Deque</w:t>
-      </w:r>
-      <w:proofErr w:type="spellEnd"/>
-      <w:r>
-        <w:rPr>
-          <w:rFonts w:ascii="Times New Roman" w:hAnsi="Times New Roman"/>
-        </w:rPr>
-        <w:t xml:space="preserve"> es la interfaz (doble cola) y </w:t>
-      </w:r>
-      <w:proofErr w:type="spellStart"/>
-      <w:r>
-        <w:rPr>
-          <w:rFonts w:ascii="Times New Roman" w:hAnsi="Times New Roman"/>
-        </w:rPr>
-        <w:t>ArrayDeque</w:t>
-      </w:r>
-      <w:proofErr w:type="spellEnd"/>
-      <w:r>
-        <w:rPr>
-          <w:rFonts w:ascii="Times New Roman" w:hAnsi="Times New Roman"/>
-        </w:rPr>
-        <w:t xml:space="preserve"> es la implementación concreta. Programar contra la interfaz permite cambiar la implementación sin modificar el resto del código.</w:t>
-      </w:r>
-    </w:p>
-    <w:p>
-      <w:pPr>
+      </w:pPr>
+      <w:r>
         <w:rPr>
           <w:rFonts w:ascii="Times New Roman" w:hAnsi="Times New Roman"/>
           <w:b/>
@@ -2563,7 +2636,8 @@
           <w:sz w:val="24"/>
           <w:szCs w:val="24"/>
         </w:rPr>
-      </w:pPr>
+        <w:t xml:space="preserve">6. </w:t>
+      </w:r>
       <w:r>
         <w:rPr>
           <w:rFonts w:ascii="Times New Roman" w:hAnsi="Times New Roman"/>
@@ -2572,7 +2646,7 @@
           <w:sz w:val="24"/>
           <w:szCs w:val="24"/>
         </w:rPr>
-        <w:t xml:space="preserve">6. </w:t>
+        <w:t xml:space="preserve">Paso2: </w:t>
       </w:r>
       <w:r>
         <w:rPr>
@@ -2582,9 +2656,149 @@
           <w:sz w:val="24"/>
           <w:szCs w:val="24"/>
         </w:rPr>
-        <w:t xml:space="preserve">Paso2: </w:t>
-      </w:r>
-      <w:r>
+        <w:t>Declarar los atributos del TDA</w:t>
+      </w:r>
+    </w:p>
+    <w:p>
+      <w:pPr>
+        <w:rPr>
+          <w:rFonts w:ascii="Times New Roman" w:hAnsi="Times New Roman"/>
+        </w:rPr>
+      </w:pPr>
+      <w:proofErr w:type="spellStart"/>
+      <w:r>
+        <w:rPr>
+          <w:rFonts w:ascii="Times New Roman" w:hAnsi="Times New Roman"/>
+        </w:rPr>
+        <w:t>private</w:t>
+      </w:r>
+      <w:proofErr w:type="spellEnd"/>
+      <w:r>
+        <w:rPr>
+          <w:rFonts w:ascii="Times New Roman" w:hAnsi="Times New Roman"/>
+        </w:rPr>
+        <w:t xml:space="preserve"> </w:t>
+      </w:r>
+      <w:proofErr w:type="spellStart"/>
+      <w:r>
+        <w:rPr>
+          <w:rFonts w:ascii="Times New Roman" w:hAnsi="Times New Roman"/>
+        </w:rPr>
+        <w:t>Deque</w:t>
+      </w:r>
+      <w:proofErr w:type="spellEnd"/>
+      <w:r>
+        <w:rPr>
+          <w:rFonts w:ascii="Times New Roman" w:hAnsi="Times New Roman"/>
+        </w:rPr>
+        <w:t>&lt;</w:t>
+      </w:r>
+      <w:proofErr w:type="spellStart"/>
+      <w:r>
+        <w:rPr>
+          <w:rFonts w:ascii="Times New Roman" w:hAnsi="Times New Roman"/>
+        </w:rPr>
+        <w:t>String</w:t>
+      </w:r>
+      <w:proofErr w:type="spellEnd"/>
+      <w:r>
+        <w:rPr>
+          <w:rFonts w:ascii="Times New Roman" w:hAnsi="Times New Roman"/>
+        </w:rPr>
+        <w:t xml:space="preserve">&gt; </w:t>
+      </w:r>
+      <w:proofErr w:type="gramStart"/>
+      <w:r>
+        <w:rPr>
+          <w:rFonts w:ascii="Times New Roman" w:hAnsi="Times New Roman"/>
+        </w:rPr>
+        <w:t>pendientes;  /</w:t>
+      </w:r>
+      <w:proofErr w:type="gramEnd"/>
+      <w:r>
+        <w:rPr>
+          <w:rFonts w:ascii="Times New Roman" w:hAnsi="Times New Roman"/>
+        </w:rPr>
+        <w:t>/ se usará como COLA</w:t>
+      </w:r>
+      <w:r>
+        <w:rPr>
+          <w:rFonts w:ascii="Times New Roman" w:hAnsi="Times New Roman"/>
+        </w:rPr>
+        <w:br/>
+      </w:r>
+      <w:proofErr w:type="spellStart"/>
+      <w:r>
+        <w:rPr>
+          <w:rFonts w:ascii="Times New Roman" w:hAnsi="Times New Roman"/>
+        </w:rPr>
+        <w:t>private</w:t>
+      </w:r>
+      <w:proofErr w:type="spellEnd"/>
+      <w:r>
+        <w:rPr>
+          <w:rFonts w:ascii="Times New Roman" w:hAnsi="Times New Roman"/>
+        </w:rPr>
+        <w:t xml:space="preserve"> </w:t>
+      </w:r>
+      <w:proofErr w:type="spellStart"/>
+      <w:r>
+        <w:rPr>
+          <w:rFonts w:ascii="Times New Roman" w:hAnsi="Times New Roman"/>
+        </w:rPr>
+        <w:t>Deque</w:t>
+      </w:r>
+      <w:proofErr w:type="spellEnd"/>
+      <w:r>
+        <w:rPr>
+          <w:rFonts w:ascii="Times New Roman" w:hAnsi="Times New Roman"/>
+        </w:rPr>
+        <w:t>&lt;</w:t>
+      </w:r>
+      <w:proofErr w:type="spellStart"/>
+      <w:r>
+        <w:rPr>
+          <w:rFonts w:ascii="Times New Roman" w:hAnsi="Times New Roman"/>
+        </w:rPr>
+        <w:t>String</w:t>
+      </w:r>
+      <w:proofErr w:type="spellEnd"/>
+      <w:r>
+        <w:rPr>
+          <w:rFonts w:ascii="Times New Roman" w:hAnsi="Times New Roman"/>
+        </w:rPr>
+        <w:t>&gt; historial;   // se usará como PILA</w:t>
+      </w:r>
+    </w:p>
+    <w:p>
+      <w:pPr>
+        <w:rPr>
+          <w:rFonts w:ascii="Times New Roman" w:hAnsi="Times New Roman"/>
+        </w:rPr>
+      </w:pPr>
+      <w:r>
+        <w:rPr>
+          <w:rFonts w:ascii="Times New Roman" w:hAnsi="Times New Roman"/>
+        </w:rPr>
+        <w:t xml:space="preserve">Ambos atributos son privados: ninguna clase externa puede modificar las estructuras directamente. </w:t>
+      </w:r>
+      <w:proofErr w:type="spellStart"/>
+      <w:r>
+        <w:rPr>
+          <w:rFonts w:ascii="Times New Roman" w:hAnsi="Times New Roman"/>
+        </w:rPr>
+        <w:t>String</w:t>
+      </w:r>
+      <w:proofErr w:type="spellEnd"/>
+      <w:r>
+        <w:rPr>
+          <w:rFonts w:ascii="Times New Roman" w:hAnsi="Times New Roman"/>
+        </w:rPr>
+        <w:t xml:space="preserve"> almacena el nombre del documento y no es un tipo primitivo.</w:t>
+      </w:r>
+    </w:p>
+    <w:p>
+      <w:pPr>
         <w:rPr>
           <w:rFonts w:ascii="Times New Roman" w:hAnsi="Times New Roman"/>
           <w:b/>
@@ -2592,8 +2806,7 @@
           <w:sz w:val="24"/>
           <w:szCs w:val="24"/>
         </w:rPr>
-        <w:t>D</w:t>
-      </w:r>
+      </w:pPr>
       <w:r>
         <w:rPr>
           <w:rFonts w:ascii="Times New Roman" w:hAnsi="Times New Roman"/>
@@ -2602,149 +2815,9 @@
           <w:sz w:val="24"/>
           <w:szCs w:val="24"/>
         </w:rPr>
-        <w:t>eclarar los atributos del TDA</w:t>
-      </w:r>
-    </w:p>
-    <w:p>
-      <w:pPr>
-        <w:rPr>
-          <w:rFonts w:ascii="Times New Roman" w:hAnsi="Times New Roman"/>
-        </w:rPr>
-      </w:pPr>
-      <w:proofErr w:type="spellStart"/>
-      <w:r>
-        <w:rPr>
-          <w:rFonts w:ascii="Times New Roman" w:hAnsi="Times New Roman"/>
-        </w:rPr>
-        <w:t>private</w:t>
-      </w:r>
-      <w:proofErr w:type="spellEnd"/>
-      <w:r>
-        <w:rPr>
-          <w:rFonts w:ascii="Times New Roman" w:hAnsi="Times New Roman"/>
-        </w:rPr>
-        <w:t xml:space="preserve"> </w:t>
-      </w:r>
-      <w:proofErr w:type="spellStart"/>
-      <w:r>
-        <w:rPr>
-          <w:rFonts w:ascii="Times New Roman" w:hAnsi="Times New Roman"/>
-        </w:rPr>
-        <w:t>Deque</w:t>
-      </w:r>
-      <w:proofErr w:type="spellEnd"/>
-      <w:r>
-        <w:rPr>
-          <w:rFonts w:ascii="Times New Roman" w:hAnsi="Times New Roman"/>
-        </w:rPr>
-        <w:t>&lt;</w:t>
-      </w:r>
-      <w:proofErr w:type="spellStart"/>
-      <w:r>
-        <w:rPr>
-          <w:rFonts w:ascii="Times New Roman" w:hAnsi="Times New Roman"/>
-        </w:rPr>
-        <w:t>String</w:t>
-      </w:r>
-      <w:proofErr w:type="spellEnd"/>
-      <w:r>
-        <w:rPr>
-          <w:rFonts w:ascii="Times New Roman" w:hAnsi="Times New Roman"/>
-        </w:rPr>
-        <w:t xml:space="preserve">&gt; </w:t>
-      </w:r>
-      <w:proofErr w:type="gramStart"/>
-      <w:r>
-        <w:rPr>
-          <w:rFonts w:ascii="Times New Roman" w:hAnsi="Times New Roman"/>
-        </w:rPr>
-        <w:t>pendientes;  /</w:t>
-      </w:r>
-      <w:proofErr w:type="gramEnd"/>
-      <w:r>
-        <w:rPr>
-          <w:rFonts w:ascii="Times New Roman" w:hAnsi="Times New Roman"/>
-        </w:rPr>
-        <w:t>/ se usará como COLA</w:t>
-      </w:r>
-      <w:r>
-        <w:rPr>
-          <w:rFonts w:ascii="Times New Roman" w:hAnsi="Times New Roman"/>
-        </w:rPr>
-        <w:br/>
-      </w:r>
-      <w:proofErr w:type="spellStart"/>
-      <w:r>
-        <w:rPr>
-          <w:rFonts w:ascii="Times New Roman" w:hAnsi="Times New Roman"/>
-        </w:rPr>
-        <w:t>private</w:t>
-      </w:r>
-      <w:proofErr w:type="spellEnd"/>
-      <w:r>
-        <w:rPr>
-          <w:rFonts w:ascii="Times New Roman" w:hAnsi="Times New Roman"/>
-        </w:rPr>
-        <w:t xml:space="preserve"> </w:t>
-      </w:r>
-      <w:proofErr w:type="spellStart"/>
-      <w:r>
-        <w:rPr>
-          <w:rFonts w:ascii="Times New Roman" w:hAnsi="Times New Roman"/>
-        </w:rPr>
-        <w:t>Deque</w:t>
-      </w:r>
-      <w:proofErr w:type="spellEnd"/>
-      <w:r>
-        <w:rPr>
-          <w:rFonts w:ascii="Times New Roman" w:hAnsi="Times New Roman"/>
-        </w:rPr>
-        <w:t>&lt;</w:t>
-      </w:r>
-      <w:proofErr w:type="spellStart"/>
-      <w:r>
-        <w:rPr>
-          <w:rFonts w:ascii="Times New Roman" w:hAnsi="Times New Roman"/>
-        </w:rPr>
-        <w:t>String</w:t>
-      </w:r>
-      <w:proofErr w:type="spellEnd"/>
-      <w:r>
-        <w:rPr>
-          <w:rFonts w:ascii="Times New Roman" w:hAnsi="Times New Roman"/>
-        </w:rPr>
-        <w:t>&gt; historial;   // se usará como PILA</w:t>
-      </w:r>
-    </w:p>
-    <w:p>
-      <w:pPr>
-        <w:rPr>
-          <w:rFonts w:ascii="Times New Roman" w:hAnsi="Times New Roman"/>
-        </w:rPr>
-      </w:pPr>
-      <w:r>
-        <w:rPr>
-          <w:rFonts w:ascii="Times New Roman" w:hAnsi="Times New Roman"/>
-        </w:rPr>
-        <w:t xml:space="preserve">Ambos atributos son privados: ninguna clase externa puede modificar las estructuras directamente. </w:t>
-      </w:r>
-      <w:proofErr w:type="spellStart"/>
-      <w:r>
-        <w:rPr>
-          <w:rFonts w:ascii="Times New Roman" w:hAnsi="Times New Roman"/>
-        </w:rPr>
-        <w:t>String</w:t>
-      </w:r>
-      <w:proofErr w:type="spellEnd"/>
-      <w:r>
-        <w:rPr>
-          <w:rFonts w:ascii="Times New Roman" w:hAnsi="Times New Roman"/>
-        </w:rPr>
-        <w:t xml:space="preserve"> almacena el nombre del documento y no es un tipo primitivo.</w:t>
-      </w:r>
-    </w:p>
-    <w:p>
-      <w:pPr>
+        <w:t xml:space="preserve">7. </w:t>
+      </w:r>
+      <w:r>
         <w:rPr>
           <w:rFonts w:ascii="Times New Roman" w:hAnsi="Times New Roman"/>
           <w:b/>
@@ -2752,7 +2825,8 @@
           <w:sz w:val="24"/>
           <w:szCs w:val="24"/>
         </w:rPr>
-      </w:pPr>
+        <w:t xml:space="preserve">Paso3: </w:t>
+      </w:r>
       <w:r>
         <w:rPr>
           <w:rFonts w:ascii="Times New Roman" w:hAnsi="Times New Roman"/>
@@ -2761,9 +2835,144 @@
           <w:sz w:val="24"/>
           <w:szCs w:val="24"/>
         </w:rPr>
-        <w:t xml:space="preserve">7. </w:t>
-      </w:r>
-      <w:r>
+        <w:t>Construir el objeto (instanciación)</w:t>
+      </w:r>
+    </w:p>
+    <w:p>
+      <w:pPr>
+        <w:rPr>
+          <w:rFonts w:ascii="Times New Roman" w:hAnsi="Times New Roman"/>
+        </w:rPr>
+      </w:pPr>
+      <w:proofErr w:type="spellStart"/>
+      <w:r>
+        <w:rPr>
+          <w:rFonts w:ascii="Times New Roman" w:hAnsi="Times New Roman"/>
+        </w:rPr>
+        <w:t>public</w:t>
+      </w:r>
+      <w:proofErr w:type="spellEnd"/>
+      <w:r>
+        <w:rPr>
+          <w:rFonts w:ascii="Times New Roman" w:hAnsi="Times New Roman"/>
+        </w:rPr>
+        <w:t xml:space="preserve"> </w:t>
+      </w:r>
+      <w:proofErr w:type="spellStart"/>
+      <w:proofErr w:type="gramStart"/>
+      <w:r>
+        <w:rPr>
+          <w:rFonts w:ascii="Times New Roman" w:hAnsi="Times New Roman"/>
+        </w:rPr>
+        <w:t>GestorImpresiones</w:t>
+      </w:r>
+      <w:proofErr w:type="spellEnd"/>
+      <w:r>
+        <w:rPr>
+          <w:rFonts w:ascii="Times New Roman" w:hAnsi="Times New Roman"/>
+        </w:rPr>
+        <w:t>(</w:t>
+      </w:r>
+      <w:proofErr w:type="gramEnd"/>
+      <w:r>
+        <w:rPr>
+          <w:rFonts w:ascii="Times New Roman" w:hAnsi="Times New Roman"/>
+        </w:rPr>
+        <w:t>) {</w:t>
+      </w:r>
+      <w:r>
+        <w:rPr>
+          <w:rFonts w:ascii="Times New Roman" w:hAnsi="Times New Roman"/>
+        </w:rPr>
+        <w:br/>
+        <w:t xml:space="preserve">    pendientes = new </w:t>
+      </w:r>
+      <w:proofErr w:type="spellStart"/>
+      <w:r>
+        <w:rPr>
+          <w:rFonts w:ascii="Times New Roman" w:hAnsi="Times New Roman"/>
+        </w:rPr>
+        <w:t>ArrayDeque</w:t>
+      </w:r>
+      <w:proofErr w:type="spellEnd"/>
+      <w:r>
+        <w:rPr>
+          <w:rFonts w:ascii="Times New Roman" w:hAnsi="Times New Roman"/>
+        </w:rPr>
+        <w:t>&lt;&gt;();</w:t>
+      </w:r>
+      <w:r>
+        <w:rPr>
+          <w:rFonts w:ascii="Times New Roman" w:hAnsi="Times New Roman"/>
+        </w:rPr>
+        <w:br/>
+        <w:t xml:space="preserve">    historial  = new </w:t>
+      </w:r>
+      <w:proofErr w:type="spellStart"/>
+      <w:r>
+        <w:rPr>
+          <w:rFonts w:ascii="Times New Roman" w:hAnsi="Times New Roman"/>
+        </w:rPr>
+        <w:t>ArrayDeque</w:t>
+      </w:r>
+      <w:proofErr w:type="spellEnd"/>
+      <w:r>
+        <w:rPr>
+          <w:rFonts w:ascii="Times New Roman" w:hAnsi="Times New Roman"/>
+        </w:rPr>
+        <w:t>&lt;&gt;();</w:t>
+      </w:r>
+      <w:r>
+        <w:rPr>
+          <w:rFonts w:ascii="Times New Roman" w:hAnsi="Times New Roman"/>
+        </w:rPr>
+        <w:br/>
+        <w:t>}</w:t>
+      </w:r>
+    </w:p>
+    <w:p>
+      <w:pPr>
+        <w:rPr>
+          <w:rFonts w:ascii="Times New Roman" w:hAnsi="Times New Roman"/>
+        </w:rPr>
+      </w:pPr>
+      <w:r>
+        <w:rPr>
+          <w:rFonts w:ascii="Times New Roman" w:hAnsi="Times New Roman"/>
+        </w:rPr>
+        <w:t xml:space="preserve">El constructor crea las dos estructuras vacías. Sin esta instanciación los atributos serían </w:t>
+      </w:r>
+      <w:proofErr w:type="spellStart"/>
+      <w:r>
+        <w:rPr>
+          <w:rFonts w:ascii="Times New Roman" w:hAnsi="Times New Roman"/>
+        </w:rPr>
+        <w:t>null</w:t>
+      </w:r>
+      <w:proofErr w:type="spellEnd"/>
+      <w:r>
+        <w:rPr>
+          <w:rFonts w:ascii="Times New Roman" w:hAnsi="Times New Roman"/>
+        </w:rPr>
+        <w:t xml:space="preserve"> y cualquier operación lanzaría </w:t>
+      </w:r>
+      <w:proofErr w:type="spellStart"/>
+      <w:r>
+        <w:rPr>
+          <w:rFonts w:ascii="Times New Roman" w:hAnsi="Times New Roman"/>
+        </w:rPr>
+        <w:t>NullPointerException</w:t>
+      </w:r>
+      <w:proofErr w:type="spellEnd"/>
+      <w:r>
+        <w:rPr>
+          <w:rFonts w:ascii="Times New Roman" w:hAnsi="Times New Roman"/>
+        </w:rPr>
+        <w:t>.</w:t>
+      </w:r>
+    </w:p>
+    <w:p>
+      <w:pPr>
         <w:rPr>
           <w:rFonts w:ascii="Times New Roman" w:hAnsi="Times New Roman"/>
           <w:b/>
@@ -2771,8 +2980,7 @@
           <w:sz w:val="24"/>
           <w:szCs w:val="24"/>
         </w:rPr>
-        <w:t xml:space="preserve">Paso3: </w:t>
-      </w:r>
+      </w:pPr>
       <w:r>
         <w:rPr>
           <w:rFonts w:ascii="Times New Roman" w:hAnsi="Times New Roman"/>
@@ -2781,7 +2989,7 @@
           <w:sz w:val="24"/>
           <w:szCs w:val="24"/>
         </w:rPr>
-        <w:t>C</w:t>
+        <w:t xml:space="preserve">8. </w:t>
       </w:r>
       <w:r>
         <w:rPr>
@@ -2791,144 +2999,9 @@
           <w:sz w:val="24"/>
           <w:szCs w:val="24"/>
         </w:rPr>
-        <w:t>onstruir el objeto (instanciación)</w:t>
-      </w:r>
-    </w:p>
-    <w:p>
-      <w:pPr>
-        <w:rPr>
-          <w:rFonts w:ascii="Times New Roman" w:hAnsi="Times New Roman"/>
-        </w:rPr>
-      </w:pPr>
-      <w:proofErr w:type="spellStart"/>
-      <w:r>
-        <w:rPr>
-          <w:rFonts w:ascii="Times New Roman" w:hAnsi="Times New Roman"/>
-        </w:rPr>
-        <w:t>public</w:t>
-      </w:r>
-      <w:proofErr w:type="spellEnd"/>
-      <w:r>
-        <w:rPr>
-          <w:rFonts w:ascii="Times New Roman" w:hAnsi="Times New Roman"/>
-        </w:rPr>
-        <w:t xml:space="preserve"> </w:t>
-      </w:r>
-      <w:proofErr w:type="spellStart"/>
-      <w:proofErr w:type="gramStart"/>
-      <w:r>
-        <w:rPr>
-          <w:rFonts w:ascii="Times New Roman" w:hAnsi="Times New Roman"/>
-        </w:rPr>
-        <w:t>GestorImpresiones</w:t>
-      </w:r>
-      <w:proofErr w:type="spellEnd"/>
-      <w:r>
-        <w:rPr>
-          <w:rFonts w:ascii="Times New Roman" w:hAnsi="Times New Roman"/>
-        </w:rPr>
-        <w:t>(</w:t>
-      </w:r>
-      <w:proofErr w:type="gramEnd"/>
-      <w:r>
-        <w:rPr>
-          <w:rFonts w:ascii="Times New Roman" w:hAnsi="Times New Roman"/>
-        </w:rPr>
-        <w:t>) {</w:t>
-      </w:r>
-      <w:r>
-        <w:rPr>
-          <w:rFonts w:ascii="Times New Roman" w:hAnsi="Times New Roman"/>
-        </w:rPr>
-        <w:br/>
-        <w:t xml:space="preserve">    pendientes = new </w:t>
-      </w:r>
-      <w:proofErr w:type="spellStart"/>
-      <w:r>
-        <w:rPr>
-          <w:rFonts w:ascii="Times New Roman" w:hAnsi="Times New Roman"/>
-        </w:rPr>
-        <w:t>ArrayDeque</w:t>
-      </w:r>
-      <w:proofErr w:type="spellEnd"/>
-      <w:r>
-        <w:rPr>
-          <w:rFonts w:ascii="Times New Roman" w:hAnsi="Times New Roman"/>
-        </w:rPr>
-        <w:t>&lt;&gt;();</w:t>
-      </w:r>
-      <w:r>
-        <w:rPr>
-          <w:rFonts w:ascii="Times New Roman" w:hAnsi="Times New Roman"/>
-        </w:rPr>
-        <w:br/>
-        <w:t xml:space="preserve">    historial  = new </w:t>
-      </w:r>
-      <w:proofErr w:type="spellStart"/>
-      <w:r>
-        <w:rPr>
-          <w:rFonts w:ascii="Times New Roman" w:hAnsi="Times New Roman"/>
-        </w:rPr>
-        <w:t>ArrayDeque</w:t>
-      </w:r>
-      <w:proofErr w:type="spellEnd"/>
-      <w:r>
-        <w:rPr>
-          <w:rFonts w:ascii="Times New Roman" w:hAnsi="Times New Roman"/>
-        </w:rPr>
-        <w:t>&lt;&gt;();</w:t>
-      </w:r>
-      <w:r>
-        <w:rPr>
-          <w:rFonts w:ascii="Times New Roman" w:hAnsi="Times New Roman"/>
-        </w:rPr>
-        <w:br/>
-        <w:t>}</w:t>
-      </w:r>
-    </w:p>
-    <w:p>
-      <w:pPr>
-        <w:rPr>
-          <w:rFonts w:ascii="Times New Roman" w:hAnsi="Times New Roman"/>
-        </w:rPr>
-      </w:pPr>
-      <w:r>
-        <w:rPr>
-          <w:rFonts w:ascii="Times New Roman" w:hAnsi="Times New Roman"/>
-        </w:rPr>
-        <w:t xml:space="preserve">El constructor crea las dos estructuras vacías. Sin esta instanciación los atributos serían </w:t>
-      </w:r>
-      <w:proofErr w:type="spellStart"/>
-      <w:r>
-        <w:rPr>
-          <w:rFonts w:ascii="Times New Roman" w:hAnsi="Times New Roman"/>
-        </w:rPr>
-        <w:t>null</w:t>
-      </w:r>
-      <w:proofErr w:type="spellEnd"/>
-      <w:r>
-        <w:rPr>
-          <w:rFonts w:ascii="Times New Roman" w:hAnsi="Times New Roman"/>
-        </w:rPr>
-        <w:t xml:space="preserve"> y cualquier operación lanzaría </w:t>
-      </w:r>
-      <w:proofErr w:type="spellStart"/>
-      <w:r>
-        <w:rPr>
-          <w:rFonts w:ascii="Times New Roman" w:hAnsi="Times New Roman"/>
-        </w:rPr>
-        <w:t>NullPointerException</w:t>
-      </w:r>
-      <w:proofErr w:type="spellEnd"/>
-      <w:r>
-        <w:rPr>
-          <w:rFonts w:ascii="Times New Roman" w:hAnsi="Times New Roman"/>
-        </w:rPr>
-        <w:t>.</w:t>
-      </w:r>
-    </w:p>
-    <w:p>
-      <w:pPr>
+        <w:t xml:space="preserve">Paso4: </w:t>
+      </w:r>
+      <w:r>
         <w:rPr>
           <w:rFonts w:ascii="Times New Roman" w:hAnsi="Times New Roman"/>
           <w:b/>
@@ -2936,7 +3009,8 @@
           <w:sz w:val="24"/>
           <w:szCs w:val="24"/>
         </w:rPr>
-      </w:pPr>
+        <w:t>R</w:t>
+      </w:r>
       <w:r>
         <w:rPr>
           <w:rFonts w:ascii="Times New Roman" w:hAnsi="Times New Roman"/>
@@ -2945,9 +3019,154 @@
           <w:sz w:val="24"/>
           <w:szCs w:val="24"/>
         </w:rPr>
-        <w:t xml:space="preserve">8. </w:t>
-      </w:r>
-      <w:r>
+        <w:t>egistrar documentos (encolar, FIFO)</w:t>
+      </w:r>
+    </w:p>
+    <w:p>
+      <w:pPr>
+        <w:rPr>
+          <w:rFonts w:ascii="Times New Roman" w:hAnsi="Times New Roman"/>
+        </w:rPr>
+      </w:pPr>
+      <w:proofErr w:type="spellStart"/>
+      <w:r>
+        <w:rPr>
+          <w:rFonts w:ascii="Times New Roman" w:hAnsi="Times New Roman"/>
+        </w:rPr>
+        <w:t>public</w:t>
+      </w:r>
+      <w:proofErr w:type="spellEnd"/>
+      <w:r>
+        <w:rPr>
+          <w:rFonts w:ascii="Times New Roman" w:hAnsi="Times New Roman"/>
+        </w:rPr>
+        <w:t xml:space="preserve"> </w:t>
+      </w:r>
+      <w:proofErr w:type="spellStart"/>
+      <w:r>
+        <w:rPr>
+          <w:rFonts w:ascii="Times New Roman" w:hAnsi="Times New Roman"/>
+        </w:rPr>
+        <w:t>void</w:t>
+      </w:r>
+      <w:proofErr w:type="spellEnd"/>
+      <w:r>
+        <w:rPr>
+          <w:rFonts w:ascii="Times New Roman" w:hAnsi="Times New Roman"/>
+        </w:rPr>
+        <w:t xml:space="preserve"> </w:t>
+      </w:r>
+      <w:proofErr w:type="spellStart"/>
+      <w:proofErr w:type="gramStart"/>
+      <w:r>
+        <w:rPr>
+          <w:rFonts w:ascii="Times New Roman" w:hAnsi="Times New Roman"/>
+        </w:rPr>
+        <w:t>registrarDocumento</w:t>
+      </w:r>
+      <w:proofErr w:type="spellEnd"/>
+      <w:r>
+        <w:rPr>
+          <w:rFonts w:ascii="Times New Roman" w:hAnsi="Times New Roman"/>
+        </w:rPr>
+        <w:t>(</w:t>
+      </w:r>
+      <w:proofErr w:type="spellStart"/>
+      <w:proofErr w:type="gramEnd"/>
+      <w:r>
+        <w:rPr>
+          <w:rFonts w:ascii="Times New Roman" w:hAnsi="Times New Roman"/>
+        </w:rPr>
+        <w:t>String</w:t>
+      </w:r>
+      <w:proofErr w:type="spellEnd"/>
+      <w:r>
+        <w:rPr>
+          <w:rFonts w:ascii="Times New Roman" w:hAnsi="Times New Roman"/>
+        </w:rPr>
+        <w:t xml:space="preserve"> nombre) {</w:t>
+      </w:r>
+      <w:r>
+        <w:rPr>
+          <w:rFonts w:ascii="Times New Roman" w:hAnsi="Times New Roman"/>
+        </w:rPr>
+        <w:br/>
+        <w:t xml:space="preserve">    </w:t>
+      </w:r>
+      <w:proofErr w:type="spellStart"/>
+      <w:r>
+        <w:rPr>
+          <w:rFonts w:ascii="Times New Roman" w:hAnsi="Times New Roman"/>
+        </w:rPr>
+        <w:t>pendientes.offerLast</w:t>
+      </w:r>
+      <w:proofErr w:type="spellEnd"/>
+      <w:r>
+        <w:rPr>
+          <w:rFonts w:ascii="Times New Roman" w:hAnsi="Times New Roman"/>
+        </w:rPr>
+        <w:t>(nombre);          // entra por el FINAL de la cola</w:t>
+      </w:r>
+      <w:r>
+        <w:rPr>
+          <w:rFonts w:ascii="Times New Roman" w:hAnsi="Times New Roman"/>
+        </w:rPr>
+        <w:br/>
+        <w:t xml:space="preserve">    </w:t>
+      </w:r>
+      <w:proofErr w:type="spellStart"/>
+      <w:r>
+        <w:rPr>
+          <w:rFonts w:ascii="Times New Roman" w:hAnsi="Times New Roman"/>
+        </w:rPr>
+        <w:t>System.out.println</w:t>
+      </w:r>
+      <w:proofErr w:type="spellEnd"/>
+      <w:r>
+        <w:rPr>
+          <w:rFonts w:ascii="Times New Roman" w:hAnsi="Times New Roman"/>
+        </w:rPr>
+        <w:t>("Registrado: " + nombre);</w:t>
+      </w:r>
+      <w:r>
+        <w:rPr>
+          <w:rFonts w:ascii="Times New Roman" w:hAnsi="Times New Roman"/>
+        </w:rPr>
+        <w:br/>
+        <w:t>}</w:t>
+      </w:r>
+    </w:p>
+    <w:p>
+      <w:pPr>
+        <w:rPr>
+          <w:rFonts w:ascii="Times New Roman" w:hAnsi="Times New Roman"/>
+        </w:rPr>
+      </w:pPr>
+      <w:proofErr w:type="spellStart"/>
+      <w:proofErr w:type="gramStart"/>
+      <w:r>
+        <w:rPr>
+          <w:rFonts w:ascii="Times New Roman" w:hAnsi="Times New Roman"/>
+        </w:rPr>
+        <w:t>offerLast</w:t>
+      </w:r>
+      <w:proofErr w:type="spellEnd"/>
+      <w:r>
+        <w:rPr>
+          <w:rFonts w:ascii="Times New Roman" w:hAnsi="Times New Roman"/>
+        </w:rPr>
+        <w:t>(</w:t>
+      </w:r>
+      <w:proofErr w:type="gramEnd"/>
+      <w:r>
+        <w:rPr>
+          <w:rFonts w:ascii="Times New Roman" w:hAnsi="Times New Roman"/>
+        </w:rPr>
+        <w:t>) agrega el documento al final. El primero que entra será el primero en imprimirse: comportamiento FIFO.</w:t>
+      </w:r>
+    </w:p>
+    <w:p>
+      <w:pPr>
         <w:rPr>
           <w:rFonts w:ascii="Times New Roman" w:hAnsi="Times New Roman"/>
           <w:b/>
@@ -2955,8 +3174,7 @@
           <w:sz w:val="24"/>
           <w:szCs w:val="24"/>
         </w:rPr>
-        <w:t xml:space="preserve">Paso4: </w:t>
-      </w:r>
+      </w:pPr>
       <w:r>
         <w:rPr>
           <w:rFonts w:ascii="Times New Roman" w:hAnsi="Times New Roman"/>
@@ -2965,7 +3183,7 @@
           <w:sz w:val="24"/>
           <w:szCs w:val="24"/>
         </w:rPr>
-        <w:t>R</w:t>
+        <w:t xml:space="preserve">9. </w:t>
       </w:r>
       <w:r>
         <w:rPr>
@@ -2975,154 +3193,9 @@
           <w:sz w:val="24"/>
           <w:szCs w:val="24"/>
         </w:rPr>
-        <w:t>egistrar documentos (encolar, FIFO)</w:t>
-      </w:r>
-    </w:p>
-    <w:p>
-      <w:pPr>
-        <w:rPr>
-          <w:rFonts w:ascii="Times New Roman" w:hAnsi="Times New Roman"/>
-        </w:rPr>
-      </w:pPr>
-      <w:proofErr w:type="spellStart"/>
-      <w:r>
-        <w:rPr>
-          <w:rFonts w:ascii="Times New Roman" w:hAnsi="Times New Roman"/>
-        </w:rPr>
-        <w:t>public</w:t>
-      </w:r>
-      <w:proofErr w:type="spellEnd"/>
-      <w:r>
-        <w:rPr>
-          <w:rFonts w:ascii="Times New Roman" w:hAnsi="Times New Roman"/>
-        </w:rPr>
-        <w:t xml:space="preserve"> </w:t>
-      </w:r>
-      <w:proofErr w:type="spellStart"/>
-      <w:r>
-        <w:rPr>
-          <w:rFonts w:ascii="Times New Roman" w:hAnsi="Times New Roman"/>
-        </w:rPr>
-        <w:t>void</w:t>
-      </w:r>
-      <w:proofErr w:type="spellEnd"/>
-      <w:r>
-        <w:rPr>
-          <w:rFonts w:ascii="Times New Roman" w:hAnsi="Times New Roman"/>
-        </w:rPr>
-        <w:t xml:space="preserve"> </w:t>
-      </w:r>
-      <w:proofErr w:type="spellStart"/>
-      <w:proofErr w:type="gramStart"/>
-      <w:r>
-        <w:rPr>
-          <w:rFonts w:ascii="Times New Roman" w:hAnsi="Times New Roman"/>
-        </w:rPr>
-        <w:t>registrarDocumento</w:t>
-      </w:r>
-      <w:proofErr w:type="spellEnd"/>
-      <w:r>
-        <w:rPr>
-          <w:rFonts w:ascii="Times New Roman" w:hAnsi="Times New Roman"/>
-        </w:rPr>
-        <w:t>(</w:t>
-      </w:r>
-      <w:proofErr w:type="spellStart"/>
-      <w:proofErr w:type="gramEnd"/>
-      <w:r>
-        <w:rPr>
-          <w:rFonts w:ascii="Times New Roman" w:hAnsi="Times New Roman"/>
-        </w:rPr>
-        <w:t>String</w:t>
-      </w:r>
-      <w:proofErr w:type="spellEnd"/>
-      <w:r>
-        <w:rPr>
-          <w:rFonts w:ascii="Times New Roman" w:hAnsi="Times New Roman"/>
-        </w:rPr>
-        <w:t xml:space="preserve"> nombre) {</w:t>
-      </w:r>
-      <w:r>
-        <w:rPr>
-          <w:rFonts w:ascii="Times New Roman" w:hAnsi="Times New Roman"/>
-        </w:rPr>
-        <w:br/>
-        <w:t xml:space="preserve">    </w:t>
-      </w:r>
-      <w:proofErr w:type="spellStart"/>
-      <w:r>
-        <w:rPr>
-          <w:rFonts w:ascii="Times New Roman" w:hAnsi="Times New Roman"/>
-        </w:rPr>
-        <w:t>pendientes.offerLast</w:t>
-      </w:r>
-      <w:proofErr w:type="spellEnd"/>
-      <w:r>
-        <w:rPr>
-          <w:rFonts w:ascii="Times New Roman" w:hAnsi="Times New Roman"/>
-        </w:rPr>
-        <w:t>(nombre);          // entra por el FINAL de la cola</w:t>
-      </w:r>
-      <w:r>
-        <w:rPr>
-          <w:rFonts w:ascii="Times New Roman" w:hAnsi="Times New Roman"/>
-        </w:rPr>
-        <w:br/>
-        <w:t xml:space="preserve">    </w:t>
-      </w:r>
-      <w:proofErr w:type="spellStart"/>
-      <w:r>
-        <w:rPr>
-          <w:rFonts w:ascii="Times New Roman" w:hAnsi="Times New Roman"/>
-        </w:rPr>
-        <w:t>System.out.println</w:t>
-      </w:r>
-      <w:proofErr w:type="spellEnd"/>
-      <w:r>
-        <w:rPr>
-          <w:rFonts w:ascii="Times New Roman" w:hAnsi="Times New Roman"/>
-        </w:rPr>
-        <w:t>("Registrado: " + nombre);</w:t>
-      </w:r>
-      <w:r>
-        <w:rPr>
-          <w:rFonts w:ascii="Times New Roman" w:hAnsi="Times New Roman"/>
-        </w:rPr>
-        <w:br/>
-        <w:t>}</w:t>
-      </w:r>
-    </w:p>
-    <w:p>
-      <w:pPr>
-        <w:rPr>
-          <w:rFonts w:ascii="Times New Roman" w:hAnsi="Times New Roman"/>
-        </w:rPr>
-      </w:pPr>
-      <w:proofErr w:type="spellStart"/>
-      <w:proofErr w:type="gramStart"/>
-      <w:r>
-        <w:rPr>
-          <w:rFonts w:ascii="Times New Roman" w:hAnsi="Times New Roman"/>
-        </w:rPr>
-        <w:t>offerLast</w:t>
-      </w:r>
-      <w:proofErr w:type="spellEnd"/>
-      <w:r>
-        <w:rPr>
-          <w:rFonts w:ascii="Times New Roman" w:hAnsi="Times New Roman"/>
-        </w:rPr>
-        <w:t>(</w:t>
-      </w:r>
-      <w:proofErr w:type="gramEnd"/>
-      <w:r>
-        <w:rPr>
-          <w:rFonts w:ascii="Times New Roman" w:hAnsi="Times New Roman"/>
-        </w:rPr>
-        <w:t>) agrega el documento al final. El primero que entra será el primero en imprimirse: comportamiento FIFO.</w:t>
-      </w:r>
-    </w:p>
-    <w:p>
-      <w:pPr>
+        <w:t xml:space="preserve">Paso5: </w:t>
+      </w:r>
+      <w:r>
         <w:rPr>
           <w:rFonts w:ascii="Times New Roman" w:hAnsi="Times New Roman"/>
           <w:b/>
@@ -3130,8 +3203,315 @@
           <w:sz w:val="24"/>
           <w:szCs w:val="24"/>
         </w:rPr>
-      </w:pPr>
-      <w:r>
+        <w:t>Imprimir el siguiente (desencolar)</w:t>
+      </w:r>
+    </w:p>
+    <w:p>
+      <w:pPr>
+        <w:rPr>
+          <w:rFonts w:ascii="Times New Roman" w:hAnsi="Times New Roman"/>
+        </w:rPr>
+      </w:pPr>
+      <w:proofErr w:type="spellStart"/>
+      <w:r>
+        <w:rPr>
+          <w:rFonts w:ascii="Times New Roman" w:hAnsi="Times New Roman"/>
+        </w:rPr>
+        <w:t>public</w:t>
+      </w:r>
+      <w:proofErr w:type="spellEnd"/>
+      <w:r>
+        <w:rPr>
+          <w:rFonts w:ascii="Times New Roman" w:hAnsi="Times New Roman"/>
+        </w:rPr>
+        <w:t xml:space="preserve"> </w:t>
+      </w:r>
+      <w:proofErr w:type="spellStart"/>
+      <w:r>
+        <w:rPr>
+          <w:rFonts w:ascii="Times New Roman" w:hAnsi="Times New Roman"/>
+        </w:rPr>
+        <w:t>void</w:t>
+      </w:r>
+      <w:proofErr w:type="spellEnd"/>
+      <w:r>
+        <w:rPr>
+          <w:rFonts w:ascii="Times New Roman" w:hAnsi="Times New Roman"/>
+        </w:rPr>
+        <w:t xml:space="preserve"> </w:t>
+      </w:r>
+      <w:proofErr w:type="spellStart"/>
+      <w:proofErr w:type="gramStart"/>
+      <w:r>
+        <w:rPr>
+          <w:rFonts w:ascii="Times New Roman" w:hAnsi="Times New Roman"/>
+        </w:rPr>
+        <w:t>imprimirSiguiente</w:t>
+      </w:r>
+      <w:proofErr w:type="spellEnd"/>
+      <w:r>
+        <w:rPr>
+          <w:rFonts w:ascii="Times New Roman" w:hAnsi="Times New Roman"/>
+        </w:rPr>
+        <w:t>(</w:t>
+      </w:r>
+      <w:proofErr w:type="gramEnd"/>
+      <w:r>
+        <w:rPr>
+          <w:rFonts w:ascii="Times New Roman" w:hAnsi="Times New Roman"/>
+        </w:rPr>
+        <w:t>) {</w:t>
+      </w:r>
+      <w:r>
+        <w:rPr>
+          <w:rFonts w:ascii="Times New Roman" w:hAnsi="Times New Roman"/>
+        </w:rPr>
+        <w:br/>
+        <w:t xml:space="preserve">    </w:t>
+      </w:r>
+      <w:proofErr w:type="spellStart"/>
+      <w:r>
+        <w:rPr>
+          <w:rFonts w:ascii="Times New Roman" w:hAnsi="Times New Roman"/>
+        </w:rPr>
+        <w:t>if</w:t>
+      </w:r>
+      <w:proofErr w:type="spellEnd"/>
+      <w:r>
+        <w:rPr>
+          <w:rFonts w:ascii="Times New Roman" w:hAnsi="Times New Roman"/>
+        </w:rPr>
+        <w:t xml:space="preserve"> (</w:t>
+      </w:r>
+      <w:proofErr w:type="spellStart"/>
+      <w:r>
+        <w:rPr>
+          <w:rFonts w:ascii="Times New Roman" w:hAnsi="Times New Roman"/>
+        </w:rPr>
+        <w:t>pendientes.isEmpty</w:t>
+      </w:r>
+      <w:proofErr w:type="spellEnd"/>
+      <w:r>
+        <w:rPr>
+          <w:rFonts w:ascii="Times New Roman" w:hAnsi="Times New Roman"/>
+        </w:rPr>
+        <w:t>()) {            // validación de cola vacía</w:t>
+      </w:r>
+      <w:r>
+        <w:rPr>
+          <w:rFonts w:ascii="Times New Roman" w:hAnsi="Times New Roman"/>
+        </w:rPr>
+        <w:br/>
+        <w:t xml:space="preserve">        </w:t>
+      </w:r>
+      <w:proofErr w:type="spellStart"/>
+      <w:r>
+        <w:rPr>
+          <w:rFonts w:ascii="Times New Roman" w:hAnsi="Times New Roman"/>
+        </w:rPr>
+        <w:t>System.out.println</w:t>
+      </w:r>
+      <w:proofErr w:type="spellEnd"/>
+      <w:r>
+        <w:rPr>
+          <w:rFonts w:ascii="Times New Roman" w:hAnsi="Times New Roman"/>
+        </w:rPr>
+        <w:t>("No hay documentos pendientes para imprimir");</w:t>
+      </w:r>
+      <w:r>
+        <w:rPr>
+          <w:rFonts w:ascii="Times New Roman" w:hAnsi="Times New Roman"/>
+        </w:rPr>
+        <w:br/>
+        <w:t xml:space="preserve">        </w:t>
+      </w:r>
+      <w:proofErr w:type="spellStart"/>
+      <w:r>
+        <w:rPr>
+          <w:rFonts w:ascii="Times New Roman" w:hAnsi="Times New Roman"/>
+        </w:rPr>
+        <w:t>return</w:t>
+      </w:r>
+      <w:proofErr w:type="spellEnd"/>
+      <w:r>
+        <w:rPr>
+          <w:rFonts w:ascii="Times New Roman" w:hAnsi="Times New Roman"/>
+        </w:rPr>
+        <w:t>;</w:t>
+      </w:r>
+      <w:r>
+        <w:rPr>
+          <w:rFonts w:ascii="Times New Roman" w:hAnsi="Times New Roman"/>
+        </w:rPr>
+        <w:br/>
+        <w:t xml:space="preserve">    }</w:t>
+      </w:r>
+      <w:r>
+        <w:rPr>
+          <w:rFonts w:ascii="Times New Roman" w:hAnsi="Times New Roman"/>
+        </w:rPr>
+        <w:br/>
+        <w:t xml:space="preserve">    </w:t>
+      </w:r>
+      <w:proofErr w:type="spellStart"/>
+      <w:r>
+        <w:rPr>
+          <w:rFonts w:ascii="Times New Roman" w:hAnsi="Times New Roman"/>
+        </w:rPr>
+        <w:t>String</w:t>
+      </w:r>
+      <w:proofErr w:type="spellEnd"/>
+      <w:r>
+        <w:rPr>
+          <w:rFonts w:ascii="Times New Roman" w:hAnsi="Times New Roman"/>
+        </w:rPr>
+        <w:t xml:space="preserve"> nombre = </w:t>
+      </w:r>
+      <w:proofErr w:type="spellStart"/>
+      <w:r>
+        <w:rPr>
+          <w:rFonts w:ascii="Times New Roman" w:hAnsi="Times New Roman"/>
+        </w:rPr>
+        <w:t>pendientes.pollFirst</w:t>
+      </w:r>
+      <w:proofErr w:type="spellEnd"/>
+      <w:r>
+        <w:rPr>
+          <w:rFonts w:ascii="Times New Roman" w:hAnsi="Times New Roman"/>
+        </w:rPr>
+        <w:t>(); // sale por el FRENTE</w:t>
+      </w:r>
+      <w:r>
+        <w:rPr>
+          <w:rFonts w:ascii="Times New Roman" w:hAnsi="Times New Roman"/>
+        </w:rPr>
+        <w:br/>
+        <w:t xml:space="preserve">    </w:t>
+      </w:r>
+      <w:proofErr w:type="spellStart"/>
+      <w:r>
+        <w:rPr>
+          <w:rFonts w:ascii="Times New Roman" w:hAnsi="Times New Roman"/>
+        </w:rPr>
+        <w:t>System.out.println</w:t>
+      </w:r>
+      <w:proofErr w:type="spellEnd"/>
+      <w:r>
+        <w:rPr>
+          <w:rFonts w:ascii="Times New Roman" w:hAnsi="Times New Roman"/>
+        </w:rPr>
+        <w:t>("Imprimiendo: " + nombre);</w:t>
+      </w:r>
+      <w:r>
+        <w:rPr>
+          <w:rFonts w:ascii="Times New Roman" w:hAnsi="Times New Roman"/>
+        </w:rPr>
+        <w:br/>
+        <w:t xml:space="preserve">    </w:t>
+      </w:r>
+      <w:proofErr w:type="spellStart"/>
+      <w:r>
+        <w:rPr>
+          <w:rFonts w:ascii="Times New Roman" w:hAnsi="Times New Roman"/>
+        </w:rPr>
+        <w:t>guardarImpresion</w:t>
+      </w:r>
+      <w:proofErr w:type="spellEnd"/>
+      <w:r>
+        <w:rPr>
+          <w:rFonts w:ascii="Times New Roman" w:hAnsi="Times New Roman"/>
+        </w:rPr>
+        <w:t>(nombre);</w:t>
+      </w:r>
+      <w:r>
+        <w:rPr>
+          <w:rFonts w:ascii="Times New Roman" w:hAnsi="Times New Roman"/>
+        </w:rPr>
+        <w:br/>
+        <w:t>}</w:t>
+      </w:r>
+    </w:p>
+    <w:p>
+      <w:pPr>
+        <w:rPr>
+          <w:rFonts w:ascii="Times New Roman" w:hAnsi="Times New Roman"/>
+        </w:rPr>
+      </w:pPr>
+      <w:proofErr w:type="spellStart"/>
+      <w:proofErr w:type="gramStart"/>
+      <w:r>
+        <w:rPr>
+          <w:rFonts w:ascii="Times New Roman" w:hAnsi="Times New Roman"/>
+        </w:rPr>
+        <w:t>pollFirst</w:t>
+      </w:r>
+      <w:proofErr w:type="spellEnd"/>
+      <w:r>
+        <w:rPr>
+          <w:rFonts w:ascii="Times New Roman" w:hAnsi="Times New Roman"/>
+        </w:rPr>
+        <w:t>(</w:t>
+      </w:r>
+      <w:proofErr w:type="gramEnd"/>
+      <w:r>
+        <w:rPr>
+          <w:rFonts w:ascii="Times New Roman" w:hAnsi="Times New Roman"/>
+        </w:rPr>
+        <w:t xml:space="preserve">) extrae el elemento del frente. Antes se comprueba </w:t>
+      </w:r>
+      <w:proofErr w:type="spellStart"/>
+      <w:proofErr w:type="gramStart"/>
+      <w:r>
+        <w:rPr>
+          <w:rFonts w:ascii="Times New Roman" w:hAnsi="Times New Roman"/>
+        </w:rPr>
+        <w:t>isEmpty</w:t>
+      </w:r>
+      <w:proofErr w:type="spellEnd"/>
+      <w:r>
+        <w:rPr>
+          <w:rFonts w:ascii="Times New Roman" w:hAnsi="Times New Roman"/>
+        </w:rPr>
+        <w:t>(</w:t>
+      </w:r>
+      <w:proofErr w:type="gramEnd"/>
+      <w:r>
+        <w:rPr>
+          <w:rFonts w:ascii="Times New Roman" w:hAnsi="Times New Roman"/>
+        </w:rPr>
+        <w:t xml:space="preserve">) para no operar sobre una cola vacía; </w:t>
+      </w:r>
+      <w:proofErr w:type="spellStart"/>
+      <w:r>
+        <w:rPr>
+          <w:rFonts w:ascii="Times New Roman" w:hAnsi="Times New Roman"/>
+        </w:rPr>
+        <w:t>pollFirst</w:t>
+      </w:r>
+      <w:proofErr w:type="spellEnd"/>
+      <w:r>
+        <w:rPr>
+          <w:rFonts w:ascii="Times New Roman" w:hAnsi="Times New Roman"/>
+        </w:rPr>
+        <w:t xml:space="preserve">() devolvería </w:t>
+      </w:r>
+      <w:proofErr w:type="spellStart"/>
+      <w:r>
+        <w:rPr>
+          <w:rFonts w:ascii="Times New Roman" w:hAnsi="Times New Roman"/>
+        </w:rPr>
+        <w:t>null</w:t>
+      </w:r>
+      <w:proofErr w:type="spellEnd"/>
+      <w:r>
+        <w:rPr>
+          <w:rFonts w:ascii="Times New Roman" w:hAnsi="Times New Roman"/>
+        </w:rPr>
+        <w:t xml:space="preserve"> y el programa quedaría inconsistente.</w:t>
+      </w:r>
+    </w:p>
+    <w:p>
+      <w:pPr>
         <w:rPr>
           <w:rFonts w:ascii="Times New Roman" w:hAnsi="Times New Roman"/>
           <w:b/>
@@ -3139,8 +3519,7 @@
           <w:sz w:val="24"/>
           <w:szCs w:val="24"/>
         </w:rPr>
-        <w:t xml:space="preserve">9. </w:t>
-      </w:r>
+      </w:pPr>
       <w:r>
         <w:rPr>
           <w:rFonts w:ascii="Times New Roman" w:hAnsi="Times New Roman"/>
@@ -3149,7 +3528,7 @@
           <w:sz w:val="24"/>
           <w:szCs w:val="24"/>
         </w:rPr>
-        <w:t xml:space="preserve">Paso5: </w:t>
+        <w:t xml:space="preserve">10. </w:t>
       </w:r>
       <w:r>
         <w:rPr>
@@ -3159,7 +3538,7 @@
           <w:sz w:val="24"/>
           <w:szCs w:val="24"/>
         </w:rPr>
-        <w:t>I</w:t>
+        <w:t xml:space="preserve">Paso6: </w:t>
       </w:r>
       <w:r>
         <w:rPr>
@@ -3169,7 +3548,7 @@
           <w:sz w:val="24"/>
           <w:szCs w:val="24"/>
         </w:rPr>
-        <w:t>mprimir el siguiente (desencolar)</w:t>
+        <w:t>Guardar en el historial (apilar, LIFO)</w:t>
       </w:r>
     </w:p>
     <w:p>
@@ -3183,7 +3562,7 @@
         <w:rPr>
           <w:rFonts w:ascii="Times New Roman" w:hAnsi="Times New Roman"/>
         </w:rPr>
-        <w:t>public</w:t>
+        <w:t>private</w:t>
       </w:r>
       <w:proofErr w:type="spellEnd"/>
       <w:r>
@@ -3212,7 +3591,7 @@
         <w:rPr>
           <w:rFonts w:ascii="Times New Roman" w:hAnsi="Times New Roman"/>
         </w:rPr>
-        <w:t>imprimirSiguiente</w:t>
+        <w:t>guardarImpresion</w:t>
       </w:r>
       <w:proofErr w:type="spellEnd"/>
       <w:r>
@@ -3221,12 +3600,20 @@
         </w:rPr>
         <w:t>(</w:t>
       </w:r>
+      <w:proofErr w:type="spellStart"/>
       <w:proofErr w:type="gramEnd"/>
       <w:r>
         <w:rPr>
           <w:rFonts w:ascii="Times New Roman" w:hAnsi="Times New Roman"/>
         </w:rPr>
-        <w:t>) {</w:t>
+        <w:t>String</w:t>
+      </w:r>
+      <w:proofErr w:type="spellEnd"/>
+      <w:r>
+        <w:rPr>
+          <w:rFonts w:ascii="Times New Roman" w:hAnsi="Times New Roman"/>
+        </w:rPr>
+        <w:t xml:space="preserve"> nombre) {</w:t>
       </w:r>
       <w:r>
         <w:rPr>
@@ -3240,154 +3627,14 @@
         <w:rPr>
           <w:rFonts w:ascii="Times New Roman" w:hAnsi="Times New Roman"/>
         </w:rPr>
-        <w:t>if</w:t>
-      </w:r>
-      <w:proofErr w:type="spellEnd"/>
-      <w:r>
-        <w:rPr>
-          <w:rFonts w:ascii="Times New Roman" w:hAnsi="Times New Roman"/>
-        </w:rPr>
-        <w:t xml:space="preserve"> (</w:t>
-      </w:r>
-      <w:proofErr w:type="spellStart"/>
-      <w:r>
-        <w:rPr>
-          <w:rFonts w:ascii="Times New Roman" w:hAnsi="Times New Roman"/>
-        </w:rPr>
-        <w:t>pendientes.isEmpty</w:t>
-      </w:r>
-      <w:proofErr w:type="spellEnd"/>
-      <w:r>
-        <w:rPr>
-          <w:rFonts w:ascii="Times New Roman" w:hAnsi="Times New Roman"/>
-        </w:rPr>
-        <w:t>()) {            // validación de cola vacía</w:t>
-      </w:r>
-      <w:r>
-        <w:rPr>
-          <w:rFonts w:ascii="Times New Roman" w:hAnsi="Times New Roman"/>
-        </w:rPr>
-        <w:br/>
-        <w:t xml:space="preserve">        </w:t>
-      </w:r>
-      <w:proofErr w:type="spellStart"/>
-      <w:r>
-        <w:rPr>
-          <w:rFonts w:ascii="Times New Roman" w:hAnsi="Times New Roman"/>
-        </w:rPr>
-        <w:t>System.out.println</w:t>
-      </w:r>
-      <w:proofErr w:type="spellEnd"/>
-      <w:r>
-        <w:rPr>
-          <w:rFonts w:ascii="Times New Roman" w:hAnsi="Times New Roman"/>
-        </w:rPr>
-        <w:t>("No hay documentos pendientes para imprimir");</w:t>
-      </w:r>
-      <w:r>
-        <w:rPr>
-          <w:rFonts w:ascii="Times New Roman" w:hAnsi="Times New Roman"/>
-        </w:rPr>
-        <w:br/>
-        <w:t xml:space="preserve">        </w:t>
-      </w:r>
-      <w:proofErr w:type="spellStart"/>
-      <w:r>
-        <w:rPr>
-          <w:rFonts w:ascii="Times New Roman" w:hAnsi="Times New Roman"/>
-        </w:rPr>
-        <w:t>return</w:t>
-      </w:r>
-      <w:proofErr w:type="spellEnd"/>
-      <w:r>
-        <w:rPr>
-          <w:rFonts w:ascii="Times New Roman" w:hAnsi="Times New Roman"/>
-        </w:rPr>
-        <w:t>;</w:t>
-      </w:r>
-      <w:r>
-        <w:rPr>
-          <w:rFonts w:ascii="Times New Roman" w:hAnsi="Times New Roman"/>
-        </w:rPr>
-        <w:br/>
-        <w:t xml:space="preserve">    }</w:t>
-      </w:r>
-      <w:r>
-        <w:rPr>
-          <w:rFonts w:ascii="Times New Roman" w:hAnsi="Times New Roman"/>
-        </w:rPr>
-        <w:br/>
-        <w:t xml:space="preserve">    </w:t>
-      </w:r>
-      <w:proofErr w:type="spellStart"/>
-      <w:r>
-        <w:rPr>
-          <w:rFonts w:ascii="Times New Roman" w:hAnsi="Times New Roman"/>
-        </w:rPr>
-        <w:t>String</w:t>
-      </w:r>
-      <w:proofErr w:type="spellEnd"/>
-      <w:r>
-        <w:rPr>
-          <w:rFonts w:ascii="Times New Roman" w:hAnsi="Times New Roman"/>
-        </w:rPr>
-        <w:t xml:space="preserve"> nombre = </w:t>
-      </w:r>
-      <w:proofErr w:type="spellStart"/>
-      <w:r>
-        <w:rPr>
-          <w:rFonts w:ascii="Times New Roman" w:hAnsi="Times New Roman"/>
-        </w:rPr>
-        <w:t>pendientes.pollFirst</w:t>
-      </w:r>
-      <w:proofErr w:type="spellEnd"/>
-      <w:r>
-        <w:rPr>
-          <w:rFonts w:ascii="Times New Roman" w:hAnsi="Times New Roman"/>
-        </w:rPr>
-        <w:t>(); // sale por el FRENTE</w:t>
-      </w:r>
-      <w:r>
-        <w:rPr>
-          <w:rFonts w:ascii="Times New Roman" w:hAnsi="Times New Roman"/>
-        </w:rPr>
-        <w:br/>
-        <w:t xml:space="preserve">    </w:t>
-      </w:r>
-      <w:proofErr w:type="spellStart"/>
-      <w:r>
-        <w:rPr>
-          <w:rFonts w:ascii="Times New Roman" w:hAnsi="Times New Roman"/>
-        </w:rPr>
-        <w:t>System.out.println</w:t>
-      </w:r>
-      <w:proofErr w:type="spellEnd"/>
-      <w:r>
-        <w:rPr>
-          <w:rFonts w:ascii="Times New Roman" w:hAnsi="Times New Roman"/>
-        </w:rPr>
-        <w:t>("Imprimiendo: " + nombre);</w:t>
-      </w:r>
-      <w:r>
-        <w:rPr>
-          <w:rFonts w:ascii="Times New Roman" w:hAnsi="Times New Roman"/>
-        </w:rPr>
-        <w:br/>
-        <w:t xml:space="preserve">    </w:t>
-      </w:r>
-      <w:proofErr w:type="spellStart"/>
-      <w:r>
-        <w:rPr>
-          <w:rFonts w:ascii="Times New Roman" w:hAnsi="Times New Roman"/>
-        </w:rPr>
-        <w:t>guardarImpresion</w:t>
-      </w:r>
-      <w:proofErr w:type="spellEnd"/>
-      <w:r>
-        <w:rPr>
-          <w:rFonts w:ascii="Times New Roman" w:hAnsi="Times New Roman"/>
-        </w:rPr>
-        <w:t>(nombre);</w:t>
+        <w:t>historial.push</w:t>
+      </w:r>
+      <w:proofErr w:type="spellEnd"/>
+      <w:r>
+        <w:rPr>
+          <w:rFonts w:ascii="Times New Roman" w:hAnsi="Times New Roman"/>
+        </w:rPr>
+        <w:t>(nombre);                // entra por el TOPE de la pila</w:t>
       </w:r>
       <w:r>
         <w:rPr>
@@ -3403,13 +3650,33 @@
           <w:rFonts w:ascii="Times New Roman" w:hAnsi="Times New Roman"/>
         </w:rPr>
       </w:pPr>
+      <w:r>
+        <w:rPr>
+          <w:rFonts w:ascii="Times New Roman" w:hAnsi="Times New Roman"/>
+        </w:rPr>
+        <w:t xml:space="preserve">El método es </w:t>
+      </w:r>
+      <w:proofErr w:type="spellStart"/>
+      <w:r>
+        <w:rPr>
+          <w:rFonts w:ascii="Times New Roman" w:hAnsi="Times New Roman"/>
+        </w:rPr>
+        <w:t>private</w:t>
+      </w:r>
+      <w:proofErr w:type="spellEnd"/>
+      <w:r>
+        <w:rPr>
+          <w:rFonts w:ascii="Times New Roman" w:hAnsi="Times New Roman"/>
+        </w:rPr>
+        <w:t xml:space="preserve">: solo el propio TDA puede escribir en el historial. </w:t>
+      </w:r>
       <w:proofErr w:type="spellStart"/>
       <w:proofErr w:type="gramStart"/>
       <w:r>
         <w:rPr>
           <w:rFonts w:ascii="Times New Roman" w:hAnsi="Times New Roman"/>
         </w:rPr>
-        <w:t>pollFirst</w:t>
+        <w:t>push</w:t>
       </w:r>
       <w:proofErr w:type="spellEnd"/>
       <w:r>
@@ -3423,57 +3690,7 @@
         <w:rPr>
           <w:rFonts w:ascii="Times New Roman" w:hAnsi="Times New Roman"/>
         </w:rPr>
-        <w:t xml:space="preserve">) extrae el elemento del frente. Antes se comprueba </w:t>
-      </w:r>
-      <w:proofErr w:type="spellStart"/>
-      <w:proofErr w:type="gramStart"/>
-      <w:r>
-        <w:rPr>
-          <w:rFonts w:ascii="Times New Roman" w:hAnsi="Times New Roman"/>
-        </w:rPr>
-        <w:t>isEmpty</w:t>
-      </w:r>
-      <w:proofErr w:type="spellEnd"/>
-      <w:r>
-        <w:rPr>
-          <w:rFonts w:ascii="Times New Roman" w:hAnsi="Times New Roman"/>
-        </w:rPr>
-        <w:t>(</w:t>
-      </w:r>
-      <w:proofErr w:type="gramEnd"/>
-      <w:r>
-        <w:rPr>
-          <w:rFonts w:ascii="Times New Roman" w:hAnsi="Times New Roman"/>
-        </w:rPr>
-        <w:t xml:space="preserve">) para no operar sobre una cola vacía; </w:t>
-      </w:r>
-      <w:proofErr w:type="spellStart"/>
-      <w:r>
-        <w:rPr>
-          <w:rFonts w:ascii="Times New Roman" w:hAnsi="Times New Roman"/>
-        </w:rPr>
-        <w:t>pollFirst</w:t>
-      </w:r>
-      <w:proofErr w:type="spellEnd"/>
-      <w:r>
-        <w:rPr>
-          <w:rFonts w:ascii="Times New Roman" w:hAnsi="Times New Roman"/>
-        </w:rPr>
-        <w:t xml:space="preserve">() devolvería </w:t>
-      </w:r>
-      <w:proofErr w:type="spellStart"/>
-      <w:r>
-        <w:rPr>
-          <w:rFonts w:ascii="Times New Roman" w:hAnsi="Times New Roman"/>
-        </w:rPr>
-        <w:t>null</w:t>
-      </w:r>
-      <w:proofErr w:type="spellEnd"/>
-      <w:r>
-        <w:rPr>
-          <w:rFonts w:ascii="Times New Roman" w:hAnsi="Times New Roman"/>
-        </w:rPr>
-        <w:t xml:space="preserve"> y el programa quedaría inconsistente.</w:t>
+        <w:t>) inserta en el tope, por lo que el último documento impreso queda siempre accesible primero.</w:t>
       </w:r>
     </w:p>
     <w:p>
@@ -3494,7 +3711,7 @@
           <w:sz w:val="24"/>
           <w:szCs w:val="24"/>
         </w:rPr>
-        <w:t xml:space="preserve">10. </w:t>
+        <w:t xml:space="preserve">11. </w:t>
       </w:r>
       <w:r>
         <w:rPr>
@@ -3504,7 +3721,7 @@
           <w:sz w:val="24"/>
           <w:szCs w:val="24"/>
         </w:rPr>
-        <w:t xml:space="preserve">Paso6: </w:t>
+        <w:t xml:space="preserve">Paso7: </w:t>
       </w:r>
       <w:r>
         <w:rPr>
@@ -3514,210 +3731,7 @@
           <w:sz w:val="24"/>
           <w:szCs w:val="24"/>
         </w:rPr>
-        <w:t>G</w:t>
-      </w:r>
-      <w:r>
-        <w:rPr>
-          <w:rFonts w:ascii="Times New Roman" w:hAnsi="Times New Roman"/>
-          <w:b/>
-          <w:bCs/>
-          <w:sz w:val="24"/>
-          <w:szCs w:val="24"/>
-        </w:rPr>
-        <w:t>uardar en el historial (apilar, LIFO)</w:t>
-      </w:r>
-    </w:p>
-    <w:p>
-      <w:pPr>
-        <w:rPr>
-          <w:rFonts w:ascii="Times New Roman" w:hAnsi="Times New Roman"/>
-        </w:rPr>
-      </w:pPr>
-      <w:proofErr w:type="spellStart"/>
-      <w:r>
-        <w:rPr>
-          <w:rFonts w:ascii="Times New Roman" w:hAnsi="Times New Roman"/>
-        </w:rPr>
-        <w:t>private</w:t>
-      </w:r>
-      <w:proofErr w:type="spellEnd"/>
-      <w:r>
-        <w:rPr>
-          <w:rFonts w:ascii="Times New Roman" w:hAnsi="Times New Roman"/>
-        </w:rPr>
-        <w:t xml:space="preserve"> </w:t>
-      </w:r>
-      <w:proofErr w:type="spellStart"/>
-      <w:r>
-        <w:rPr>
-          <w:rFonts w:ascii="Times New Roman" w:hAnsi="Times New Roman"/>
-        </w:rPr>
-        <w:t>void</w:t>
-      </w:r>
-      <w:proofErr w:type="spellEnd"/>
-      <w:r>
-        <w:rPr>
-          <w:rFonts w:ascii="Times New Roman" w:hAnsi="Times New Roman"/>
-        </w:rPr>
-        <w:t xml:space="preserve"> </w:t>
-      </w:r>
-      <w:proofErr w:type="spellStart"/>
-      <w:proofErr w:type="gramStart"/>
-      <w:r>
-        <w:rPr>
-          <w:rFonts w:ascii="Times New Roman" w:hAnsi="Times New Roman"/>
-        </w:rPr>
-        <w:t>guardarImpresion</w:t>
-      </w:r>
-      <w:proofErr w:type="spellEnd"/>
-      <w:r>
-        <w:rPr>
-          <w:rFonts w:ascii="Times New Roman" w:hAnsi="Times New Roman"/>
-        </w:rPr>
-        <w:t>(</w:t>
-      </w:r>
-      <w:proofErr w:type="spellStart"/>
-      <w:proofErr w:type="gramEnd"/>
-      <w:r>
-        <w:rPr>
-          <w:rFonts w:ascii="Times New Roman" w:hAnsi="Times New Roman"/>
-        </w:rPr>
-        <w:t>String</w:t>
-      </w:r>
-      <w:proofErr w:type="spellEnd"/>
-      <w:r>
-        <w:rPr>
-          <w:rFonts w:ascii="Times New Roman" w:hAnsi="Times New Roman"/>
-        </w:rPr>
-        <w:t xml:space="preserve"> nombre) {</w:t>
-      </w:r>
-      <w:r>
-        <w:rPr>
-          <w:rFonts w:ascii="Times New Roman" w:hAnsi="Times New Roman"/>
-        </w:rPr>
-        <w:br/>
-        <w:t xml:space="preserve">    </w:t>
-      </w:r>
-      <w:proofErr w:type="spellStart"/>
-      <w:r>
-        <w:rPr>
-          <w:rFonts w:ascii="Times New Roman" w:hAnsi="Times New Roman"/>
-        </w:rPr>
-        <w:t>historial.push</w:t>
-      </w:r>
-      <w:proofErr w:type="spellEnd"/>
-      <w:r>
-        <w:rPr>
-          <w:rFonts w:ascii="Times New Roman" w:hAnsi="Times New Roman"/>
-        </w:rPr>
-        <w:t>(nombre);                // entra por el TOPE de la pila</w:t>
-      </w:r>
-      <w:r>
-        <w:rPr>
-          <w:rFonts w:ascii="Times New Roman" w:hAnsi="Times New Roman"/>
-        </w:rPr>
-        <w:br/>
-        <w:t>}</w:t>
-      </w:r>
-    </w:p>
-    <w:p>
-      <w:pPr>
-        <w:rPr>
-          <w:rFonts w:ascii="Times New Roman" w:hAnsi="Times New Roman"/>
-        </w:rPr>
-      </w:pPr>
-      <w:r>
-        <w:rPr>
-          <w:rFonts w:ascii="Times New Roman" w:hAnsi="Times New Roman"/>
-        </w:rPr>
-        <w:t xml:space="preserve">El método es </w:t>
-      </w:r>
-      <w:proofErr w:type="spellStart"/>
-      <w:r>
-        <w:rPr>
-          <w:rFonts w:ascii="Times New Roman" w:hAnsi="Times New Roman"/>
-        </w:rPr>
-        <w:t>private</w:t>
-      </w:r>
-      <w:proofErr w:type="spellEnd"/>
-      <w:r>
-        <w:rPr>
-          <w:rFonts w:ascii="Times New Roman" w:hAnsi="Times New Roman"/>
-        </w:rPr>
-        <w:t xml:space="preserve">: solo el propio TDA puede escribir en el historial. </w:t>
-      </w:r>
-      <w:proofErr w:type="spellStart"/>
-      <w:proofErr w:type="gramStart"/>
-      <w:r>
-        <w:rPr>
-          <w:rFonts w:ascii="Times New Roman" w:hAnsi="Times New Roman"/>
-        </w:rPr>
-        <w:t>push</w:t>
-      </w:r>
-      <w:proofErr w:type="spellEnd"/>
-      <w:r>
-        <w:rPr>
-          <w:rFonts w:ascii="Times New Roman" w:hAnsi="Times New Roman"/>
-        </w:rPr>
-        <w:t>(</w:t>
-      </w:r>
-      <w:proofErr w:type="gramEnd"/>
-      <w:r>
-        <w:rPr>
-          <w:rFonts w:ascii="Times New Roman" w:hAnsi="Times New Roman"/>
-        </w:rPr>
-        <w:t>) inserta en el tope, por lo que el último documento impreso queda siempre accesible primero.</w:t>
-      </w:r>
-    </w:p>
-    <w:p>
-      <w:pPr>
-        <w:rPr>
-          <w:rFonts w:ascii="Times New Roman" w:hAnsi="Times New Roman"/>
-          <w:b/>
-          <w:bCs/>
-          <w:sz w:val="24"/>
-          <w:szCs w:val="24"/>
-        </w:rPr>
-      </w:pPr>
-      <w:r>
-        <w:rPr>
-          <w:rFonts w:ascii="Times New Roman" w:hAnsi="Times New Roman"/>
-          <w:b/>
-          <w:bCs/>
-          <w:sz w:val="24"/>
-          <w:szCs w:val="24"/>
-        </w:rPr>
-        <w:t xml:space="preserve">11. </w:t>
-      </w:r>
-      <w:r>
-        <w:rPr>
-          <w:rFonts w:ascii="Times New Roman" w:hAnsi="Times New Roman"/>
-          <w:b/>
-          <w:bCs/>
-          <w:sz w:val="24"/>
-          <w:szCs w:val="24"/>
-        </w:rPr>
-        <w:t xml:space="preserve">Paso7: </w:t>
-      </w:r>
-      <w:r>
-        <w:rPr>
-          <w:rFonts w:ascii="Times New Roman" w:hAnsi="Times New Roman"/>
-          <w:b/>
-          <w:bCs/>
-          <w:sz w:val="24"/>
-          <w:szCs w:val="24"/>
-        </w:rPr>
-        <w:t>R</w:t>
-      </w:r>
-      <w:r>
-        <w:rPr>
-          <w:rFonts w:ascii="Times New Roman" w:hAnsi="Times New Roman"/>
-          <w:b/>
-          <w:bCs/>
-          <w:sz w:val="24"/>
-          <w:szCs w:val="24"/>
-        </w:rPr>
-        <w:t>ecuperar la última impresión (</w:t>
+        <w:t>Recuperar la última impresión (</w:t>
       </w:r>
       <w:proofErr w:type="spellStart"/>
       <w:r>
@@ -5119,6 +5133,7 @@
       <w:r>
         <w:rPr>
           <w:rFonts w:ascii="Times New Roman" w:hAnsi="Times New Roman"/>
+          <w:noProof/>
           <w:sz w:val="24"/>
           <w:szCs w:val="24"/>
         </w:rPr>
@@ -5138,7 +5153,7 @@
                     <pic:cNvPicPr/>
                   </pic:nvPicPr>
                   <pic:blipFill>
-                    <a:blip r:embed="rId8"/>
+                    <a:blip r:embed="rId9"/>
                     <a:stretch>
                       <a:fillRect/>
                     </a:stretch>
@@ -9113,7 +9128,7 @@
       <w:r>
         <w:t xml:space="preserve">[En línea]. Disponible: </w:t>
       </w:r>
-      <w:hyperlink r:id="rId9" w:history="1">
+      <w:hyperlink r:id="rId10" w:history="1">
         <w:r>
           <w:rPr>
             <w:rStyle w:val="Hipervnculo"/>
@@ -9190,7 +9205,7 @@
         </w:rPr>
         <w:t xml:space="preserve">]. Disponible: </w:t>
       </w:r>
-      <w:hyperlink r:id="rId10" w:history="1">
+      <w:hyperlink r:id="rId11" w:history="1">
         <w:r>
           <w:rPr>
             <w:rStyle w:val="Hipervnculo"/>
@@ -11264,7 +11279,7 @@
                     </pic:cNvPicPr>
                   </pic:nvPicPr>
                   <pic:blipFill>
-                    <a:blip r:embed="rId11">
+                    <a:blip r:embed="rId12">
                       <a:extLst>
                         <a:ext uri="{28A0092B-C50C-407E-A947-70E740481C1C}">
                           <a14:useLocalDpi xmlns:a14="http://schemas.microsoft.com/office/drawing/2010/main" val="0"/>
@@ -11385,7 +11400,7 @@
           <w:rFonts w:ascii="Times New Roman" w:hAnsi="Times New Roman"/>
         </w:rPr>
       </w:pPr>
-      <w:hyperlink r:id="rId12" w:history="1">
+      <w:hyperlink r:id="rId13" w:history="1">
         <w:r>
           <w:rPr>
             <w:rStyle w:val="Hipervnculo"/>
@@ -11402,12 +11417,12 @@
       </w:r>
     </w:p>
     <w:sectPr>
-      <w:headerReference w:type="even" r:id="rId13"/>
-      <w:headerReference w:type="default" r:id="rId14"/>
-      <w:footerReference w:type="even" r:id="rId15"/>
-      <w:footerReference w:type="default" r:id="rId16"/>
-      <w:headerReference w:type="first" r:id="rId17"/>
-      <w:footerReference w:type="first" r:id="rId18"/>
+      <w:headerReference w:type="even" r:id="rId14"/>
+      <w:headerReference w:type="default" r:id="rId15"/>
+      <w:footerReference w:type="even" r:id="rId16"/>
+      <w:footerReference w:type="default" r:id="rId17"/>
+      <w:headerReference w:type="first" r:id="rId18"/>
+      <w:footerReference w:type="first" r:id="rId19"/>
       <w:pgSz w:w="11906" w:h="16838"/>
       <w:pgMar w:top="851" w:right="1701" w:bottom="794" w:left="1701" w:header="709" w:footer="709" w:gutter="0"/>
       <w:cols w:space="708"/>
@@ -11826,7 +11841,7 @@
             </wp:anchor>
           </w:drawing>
         </mc:Choice>
-        <mc:Fallback xmlns:oel="http://schemas.microsoft.com/office/2019/extlst" xmlns:w16du="http://schemas.microsoft.com/office/word/2023/wordml/word16du" xmlns:w16sdtfl="http://schemas.microsoft.com/office/word/2024/wordml/sdtformatlock">
+        <mc:Fallback xmlns:w16sdtfl="http://schemas.microsoft.com/office/word/2024/wordml/sdtformatlock" xmlns:w16du="http://schemas.microsoft.com/office/word/2023/wordml/word16du" xmlns:oel="http://schemas.microsoft.com/office/2019/extlst">
           <w:pict>
             <v:line w14:anchorId="2BF737FE" id="Conector recto 2" o:spid="_x0000_s1026" style="position:absolute;z-index:251658241;visibility:visible;mso-wrap-style:square;mso-width-percent:0;mso-height-percent:0;mso-wrap-distance-left:9pt;mso-wrap-distance-top:0;mso-wrap-distance-right:9pt;mso-wrap-distance-bottom:0;mso-position-horizontal:absolute;mso-position-horizontal-relative:text;mso-position-vertical:absolute;mso-position-vertical-relative:text;mso-width-percent:0;mso-height-percent:0;mso-width-relative:page;mso-height-relative:page" from="-15.55pt,15.65pt" to="450.2pt,15.65pt" o:gfxdata="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" strokeweight="1.75pt">
               <v:stroke startarrow="diamond" startarrowwidth="narrow" endarrow="diamond" endarrowwidth="narrow"/>
@@ -15713,6 +15728,7 @@
     <w:rsid w:val="0054568F"/>
     <w:rsid w:val="006137D1"/>
     <w:rsid w:val="00736A4C"/>
+    <w:rsid w:val="00746886"/>
     <w:rsid w:val="00784093"/>
     <w:rsid w:val="007F55F5"/>
     <w:rsid w:val="009564A9"/>
